--- a/docs/developpement/phases/word/PHASE_19_FIDELITE_PARTIE_GESTION.docx
+++ b/docs/developpement/phases/word/PHASE_19_FIDELITE_PARTIE_GESTION.docx
@@ -20,7 +20,7 @@
       <w:r>
         <w:t xml:space="preserve">FlaiX Expert · dossier de développement · généré le 2026-10-04 depuis le dépôt </w:t>
       </w:r>
-      <w:hyperlink w:history="1" r:id="rIdsodjvp_2z7ftccg_nd497">
+      <w:hyperlink w:history="1" r:id="rIdtsyzuz5vb86cajathcd1p">
         <w:r>
           <w:rPr>
             <w:rStyle w:val="Hyperlink"/>
@@ -718,7 +718,7 @@
           <w:numId w:val="2"/>
         </w:numPr>
       </w:pPr>
-      <w:hyperlink w:history="1" r:id="rIdcooymf0jw6gaxvv578ijq">
+      <w:hyperlink w:history="1" r:id="rIdumbjca2-om7phifwryugt">
         <w:r>
           <w:rPr>
             <w:rStyle w:val="Hyperlink"/>
@@ -738,7 +738,7 @@
           <w:numId w:val="2"/>
         </w:numPr>
       </w:pPr>
-      <w:hyperlink w:history="1" r:id="rIdyrd-0f8rbb36konckllvw">
+      <w:hyperlink w:history="1" r:id="rIdifp1q0e8eteiiv7x6adqg">
         <w:r>
           <w:rPr>
             <w:rStyle w:val="Hyperlink"/>
@@ -758,7 +758,7 @@
           <w:numId w:val="2"/>
         </w:numPr>
       </w:pPr>
-      <w:hyperlink w:history="1" r:id="rIdts8uiicwidum1hox-5hkv">
+      <w:hyperlink w:history="1" r:id="rIdn2ahjogxe44kgazgonaga">
         <w:r>
           <w:rPr>
             <w:rStyle w:val="Hyperlink"/>
@@ -806,7 +806,7 @@
       <w:r>
         <w:t xml:space="preserve"> — créé — </w:t>
       </w:r>
-      <w:hyperlink w:history="1" r:id="rId0qnd7kkklgvo3te---nrg">
+      <w:hyperlink w:history="1" r:id="rIdhskt1a5a-1ylxv3yx9ban">
         <w:r>
           <w:rPr>
             <w:rStyle w:val="Hyperlink"/>
@@ -843,7 +843,7 @@
       <w:r>
         <w:t xml:space="preserve"> — créé — </w:t>
       </w:r>
-      <w:hyperlink w:history="1" r:id="rIdn6imjpzpzj5o8rplil1o7">
+      <w:hyperlink w:history="1" r:id="rIdtmeeumazmesy4bmvmy9jx">
         <w:r>
           <w:rPr>
             <w:rStyle w:val="Hyperlink"/>
@@ -872,7 +872,7 @@
       <w:r>
         <w:t xml:space="preserve"> — créé — </w:t>
       </w:r>
-      <w:hyperlink w:history="1" r:id="rIdjnoubhf93uwvqzmw4qo_e">
+      <w:hyperlink w:history="1" r:id="rIdfnfu9hlm6bctgxtuvumga">
         <w:r>
           <w:rPr>
             <w:rStyle w:val="Hyperlink"/>
@@ -909,7 +909,7 @@
       <w:r>
         <w:t xml:space="preserve"> — créé — </w:t>
       </w:r>
-      <w:hyperlink w:history="1" r:id="rIdtdtm_jooqd9jwenmjc9ce">
+      <w:hyperlink w:history="1" r:id="rIdcgg5ouyxidbeykmadc80a">
         <w:r>
           <w:rPr>
             <w:rStyle w:val="Hyperlink"/>
@@ -938,7 +938,7 @@
       <w:r>
         <w:t xml:space="preserve"> — modifié — </w:t>
       </w:r>
-      <w:hyperlink w:history="1" r:id="rIdablvlhuxj4urebd5wwdvx">
+      <w:hyperlink w:history="1" r:id="rIdlatqx8cyq_zetmgdovd-k">
         <w:r>
           <w:rPr>
             <w:rStyle w:val="Hyperlink"/>
@@ -967,7 +967,7 @@
       <w:r>
         <w:t xml:space="preserve"> — modifié — </w:t>
       </w:r>
-      <w:hyperlink w:history="1" r:id="rIdncgmmxwhuaeqcd-hekmo4">
+      <w:hyperlink w:history="1" r:id="rIdguuavxi0p5t7ssxiiz7cm">
         <w:r>
           <w:rPr>
             <w:rStyle w:val="Hyperlink"/>
@@ -1004,7 +1004,7 @@
       <w:r>
         <w:t xml:space="preserve"> — créé — </w:t>
       </w:r>
-      <w:hyperlink w:history="1" r:id="rIdrtyr5medg9vyrxw8-hmlt">
+      <w:hyperlink w:history="1" r:id="rIdls1adej_nd1dckwilyxco">
         <w:r>
           <w:rPr>
             <w:rStyle w:val="Hyperlink"/>
@@ -1033,7 +1033,7 @@
       <w:r>
         <w:t xml:space="preserve"> — modifié — </w:t>
       </w:r>
-      <w:hyperlink w:history="1" r:id="rIdkovzkzv5losvjvrzxkv6q">
+      <w:hyperlink w:history="1" r:id="rIdnhpyskm4wpvwdh7dtxtuk">
         <w:r>
           <w:rPr>
             <w:rStyle w:val="Hyperlink"/>
@@ -1070,7 +1070,7 @@
       <w:r>
         <w:t xml:space="preserve"> — modifié — </w:t>
       </w:r>
-      <w:hyperlink w:history="1" r:id="rIdruz9xybbv2-6irrvgbdrp">
+      <w:hyperlink w:history="1" r:id="rIdpwar-tfkksvcdssowzopr">
         <w:r>
           <w:rPr>
             <w:rStyle w:val="Hyperlink"/>
@@ -1099,7 +1099,7 @@
       <w:r>
         <w:t xml:space="preserve"> — modifié — </w:t>
       </w:r>
-      <w:hyperlink w:history="1" r:id="rIduvr8wkudbclye61icqbwf">
+      <w:hyperlink w:history="1" r:id="rIdixff9hhlknrbdzyoygqzt">
         <w:r>
           <w:rPr>
             <w:rStyle w:val="Hyperlink"/>
@@ -1128,7 +1128,7 @@
       <w:r>
         <w:t xml:space="preserve"> — créé — </w:t>
       </w:r>
-      <w:hyperlink w:history="1" r:id="rIdy407q5tpkf3kdytwrlnwy">
+      <w:hyperlink w:history="1" r:id="rIdb_k16blcyxpx58aa811l1">
         <w:r>
           <w:rPr>
             <w:rStyle w:val="Hyperlink"/>
@@ -1157,7 +1157,7 @@
       <w:r>
         <w:t xml:space="preserve"> — modifié — </w:t>
       </w:r>
-      <w:hyperlink w:history="1" r:id="rIdvjkspz7za1dnwzojqk3hr">
+      <w:hyperlink w:history="1" r:id="rIdm1hczxprppjhfgbxtrnuj">
         <w:r>
           <w:rPr>
             <w:rStyle w:val="Hyperlink"/>
@@ -1194,7 +1194,7 @@
       <w:r>
         <w:t xml:space="preserve"> — modifié — </w:t>
       </w:r>
-      <w:hyperlink w:history="1" r:id="rIdrxcgsf6ydkkxpsgok8moo">
+      <w:hyperlink w:history="1" r:id="rIdiprdjj5a1jdooyva8en09">
         <w:r>
           <w:rPr>
             <w:rStyle w:val="Hyperlink"/>
@@ -1223,7 +1223,7 @@
       <w:r>
         <w:t xml:space="preserve"> — modifié — </w:t>
       </w:r>
-      <w:hyperlink w:history="1" r:id="rIddxhqw-qive6sy-2cyoeax">
+      <w:hyperlink w:history="1" r:id="rIdhrywf7lhzyc3rpm5guejg">
         <w:r>
           <w:rPr>
             <w:rStyle w:val="Hyperlink"/>
@@ -1252,7 +1252,7 @@
       <w:r>
         <w:t xml:space="preserve"> — modifié — </w:t>
       </w:r>
-      <w:hyperlink w:history="1" r:id="rIdxhncufckcvixts8amtyx2">
+      <w:hyperlink w:history="1" r:id="rId7ccs-d2mzgq6bk8vlx0dq">
         <w:r>
           <w:rPr>
             <w:rStyle w:val="Hyperlink"/>

--- a/docs/developpement/phases/word/PHASE_19_FIDELITE_PARTIE_GESTION.docx
+++ b/docs/developpement/phases/word/PHASE_19_FIDELITE_PARTIE_GESTION.docx
@@ -20,7 +20,7 @@
       <w:r>
         <w:t xml:space="preserve">FlaiX Expert · dossier de développement · généré le 2026-10-04 depuis le dépôt </w:t>
       </w:r>
-      <w:hyperlink w:history="1" r:id="rIdtsyzuz5vb86cajathcd1p">
+      <w:hyperlink w:history="1" r:id="rIdufgio-jdeu7uhpmcrxhgk">
         <w:r>
           <w:rPr>
             <w:rStyle w:val="Hyperlink"/>
@@ -718,7 +718,7 @@
           <w:numId w:val="2"/>
         </w:numPr>
       </w:pPr>
-      <w:hyperlink w:history="1" r:id="rIdumbjca2-om7phifwryugt">
+      <w:hyperlink w:history="1" r:id="rId9nogqqr7zawv6dh5dzok4">
         <w:r>
           <w:rPr>
             <w:rStyle w:val="Hyperlink"/>
@@ -738,7 +738,7 @@
           <w:numId w:val="2"/>
         </w:numPr>
       </w:pPr>
-      <w:hyperlink w:history="1" r:id="rIdifp1q0e8eteiiv7x6adqg">
+      <w:hyperlink w:history="1" r:id="rId7hyysiyjyoji6vy3nkzh-">
         <w:r>
           <w:rPr>
             <w:rStyle w:val="Hyperlink"/>
@@ -758,7 +758,7 @@
           <w:numId w:val="2"/>
         </w:numPr>
       </w:pPr>
-      <w:hyperlink w:history="1" r:id="rIdn2ahjogxe44kgazgonaga">
+      <w:hyperlink w:history="1" r:id="rIdjn3xhysqwm4op8sit-yjs">
         <w:r>
           <w:rPr>
             <w:rStyle w:val="Hyperlink"/>
@@ -806,7 +806,7 @@
       <w:r>
         <w:t xml:space="preserve"> — créé — </w:t>
       </w:r>
-      <w:hyperlink w:history="1" r:id="rIdhskt1a5a-1ylxv3yx9ban">
+      <w:hyperlink w:history="1" r:id="rIdq5gb53wpjfcldkse0bhmm">
         <w:r>
           <w:rPr>
             <w:rStyle w:val="Hyperlink"/>
@@ -843,7 +843,7 @@
       <w:r>
         <w:t xml:space="preserve"> — créé — </w:t>
       </w:r>
-      <w:hyperlink w:history="1" r:id="rIdtmeeumazmesy4bmvmy9jx">
+      <w:hyperlink w:history="1" r:id="rIde9v7czeuho8j1fn_yahxb">
         <w:r>
           <w:rPr>
             <w:rStyle w:val="Hyperlink"/>
@@ -872,7 +872,7 @@
       <w:r>
         <w:t xml:space="preserve"> — créé — </w:t>
       </w:r>
-      <w:hyperlink w:history="1" r:id="rIdfnfu9hlm6bctgxtuvumga">
+      <w:hyperlink w:history="1" r:id="rId5gav_ihfcsk2tc7bc0odq">
         <w:r>
           <w:rPr>
             <w:rStyle w:val="Hyperlink"/>
@@ -909,7 +909,7 @@
       <w:r>
         <w:t xml:space="preserve"> — créé — </w:t>
       </w:r>
-      <w:hyperlink w:history="1" r:id="rIdcgg5ouyxidbeykmadc80a">
+      <w:hyperlink w:history="1" r:id="rIdolmnqk7hdvj4qlhdnuswb">
         <w:r>
           <w:rPr>
             <w:rStyle w:val="Hyperlink"/>
@@ -938,7 +938,7 @@
       <w:r>
         <w:t xml:space="preserve"> — modifié — </w:t>
       </w:r>
-      <w:hyperlink w:history="1" r:id="rIdlatqx8cyq_zetmgdovd-k">
+      <w:hyperlink w:history="1" r:id="rId6j0yx0ebzcsxucbltwgco">
         <w:r>
           <w:rPr>
             <w:rStyle w:val="Hyperlink"/>
@@ -967,7 +967,7 @@
       <w:r>
         <w:t xml:space="preserve"> — modifié — </w:t>
       </w:r>
-      <w:hyperlink w:history="1" r:id="rIdguuavxi0p5t7ssxiiz7cm">
+      <w:hyperlink w:history="1" r:id="rId3ao5_2dp-i9mcnwxgn82k">
         <w:r>
           <w:rPr>
             <w:rStyle w:val="Hyperlink"/>
@@ -1004,7 +1004,7 @@
       <w:r>
         <w:t xml:space="preserve"> — créé — </w:t>
       </w:r>
-      <w:hyperlink w:history="1" r:id="rIdls1adej_nd1dckwilyxco">
+      <w:hyperlink w:history="1" r:id="rIdiqe_tsoms8i2vbgiitb_f">
         <w:r>
           <w:rPr>
             <w:rStyle w:val="Hyperlink"/>
@@ -1033,7 +1033,7 @@
       <w:r>
         <w:t xml:space="preserve"> — modifié — </w:t>
       </w:r>
-      <w:hyperlink w:history="1" r:id="rIdnhpyskm4wpvwdh7dtxtuk">
+      <w:hyperlink w:history="1" r:id="rId5fmytxmkdklxepnheksex">
         <w:r>
           <w:rPr>
             <w:rStyle w:val="Hyperlink"/>
@@ -1070,7 +1070,7 @@
       <w:r>
         <w:t xml:space="preserve"> — modifié — </w:t>
       </w:r>
-      <w:hyperlink w:history="1" r:id="rIdpwar-tfkksvcdssowzopr">
+      <w:hyperlink w:history="1" r:id="rIdhqgpws7x4zc_seyphszkj">
         <w:r>
           <w:rPr>
             <w:rStyle w:val="Hyperlink"/>
@@ -1099,7 +1099,7 @@
       <w:r>
         <w:t xml:space="preserve"> — modifié — </w:t>
       </w:r>
-      <w:hyperlink w:history="1" r:id="rIdixff9hhlknrbdzyoygqzt">
+      <w:hyperlink w:history="1" r:id="rIdynkbpvv2gah99ryvdikec">
         <w:r>
           <w:rPr>
             <w:rStyle w:val="Hyperlink"/>
@@ -1128,7 +1128,7 @@
       <w:r>
         <w:t xml:space="preserve"> — créé — </w:t>
       </w:r>
-      <w:hyperlink w:history="1" r:id="rIdb_k16blcyxpx58aa811l1">
+      <w:hyperlink w:history="1" r:id="rIddighgr-fs8uq_h5isd2dy">
         <w:r>
           <w:rPr>
             <w:rStyle w:val="Hyperlink"/>
@@ -1157,7 +1157,7 @@
       <w:r>
         <w:t xml:space="preserve"> — modifié — </w:t>
       </w:r>
-      <w:hyperlink w:history="1" r:id="rIdm1hczxprppjhfgbxtrnuj">
+      <w:hyperlink w:history="1" r:id="rIdztedxdqikuvv2fh5j_sj7">
         <w:r>
           <w:rPr>
             <w:rStyle w:val="Hyperlink"/>
@@ -1194,7 +1194,7 @@
       <w:r>
         <w:t xml:space="preserve"> — modifié — </w:t>
       </w:r>
-      <w:hyperlink w:history="1" r:id="rIdiprdjj5a1jdooyva8en09">
+      <w:hyperlink w:history="1" r:id="rIdadbjjr_wugxeyrtjyqkl3">
         <w:r>
           <w:rPr>
             <w:rStyle w:val="Hyperlink"/>
@@ -1223,7 +1223,7 @@
       <w:r>
         <w:t xml:space="preserve"> — modifié — </w:t>
       </w:r>
-      <w:hyperlink w:history="1" r:id="rIdhrywf7lhzyc3rpm5guejg">
+      <w:hyperlink w:history="1" r:id="rId02hvvai9gil2r1cnn1xls">
         <w:r>
           <w:rPr>
             <w:rStyle w:val="Hyperlink"/>
@@ -1252,7 +1252,7 @@
       <w:r>
         <w:t xml:space="preserve"> — modifié — </w:t>
       </w:r>
-      <w:hyperlink w:history="1" r:id="rId7ccs-d2mzgq6bk8vlx0dq">
+      <w:hyperlink w:history="1" r:id="rIdkfumjujaj1to4jslebcjw">
         <w:r>
           <w:rPr>
             <w:rStyle w:val="Hyperlink"/>

--- a/docs/developpement/phases/word/PHASE_19_FIDELITE_PARTIE_GESTION.docx
+++ b/docs/developpement/phases/word/PHASE_19_FIDELITE_PARTIE_GESTION.docx
@@ -20,7 +20,7 @@
       <w:r>
         <w:t xml:space="preserve">FlaiX Expert · dossier de développement · généré le 2026-10-04 depuis le dépôt </w:t>
       </w:r>
-      <w:hyperlink w:history="1" r:id="rIdufgio-jdeu7uhpmcrxhgk">
+      <w:hyperlink w:history="1" r:id="rId96zuzqxs-ccb9agizqah_">
         <w:r>
           <w:rPr>
             <w:rStyle w:val="Hyperlink"/>
@@ -718,7 +718,7 @@
           <w:numId w:val="2"/>
         </w:numPr>
       </w:pPr>
-      <w:hyperlink w:history="1" r:id="rId9nogqqr7zawv6dh5dzok4">
+      <w:hyperlink w:history="1" r:id="rIdleoprfimnfv7umsy8xf5p">
         <w:r>
           <w:rPr>
             <w:rStyle w:val="Hyperlink"/>
@@ -738,7 +738,7 @@
           <w:numId w:val="2"/>
         </w:numPr>
       </w:pPr>
-      <w:hyperlink w:history="1" r:id="rId7hyysiyjyoji6vy3nkzh-">
+      <w:hyperlink w:history="1" r:id="rIdhoqgxegnuzhpdcq4zyqog">
         <w:r>
           <w:rPr>
             <w:rStyle w:val="Hyperlink"/>
@@ -758,7 +758,7 @@
           <w:numId w:val="2"/>
         </w:numPr>
       </w:pPr>
-      <w:hyperlink w:history="1" r:id="rIdjn3xhysqwm4op8sit-yjs">
+      <w:hyperlink w:history="1" r:id="rIdbawcbv0cgq507mdjmw_y4">
         <w:r>
           <w:rPr>
             <w:rStyle w:val="Hyperlink"/>
@@ -806,7 +806,7 @@
       <w:r>
         <w:t xml:space="preserve"> — créé — </w:t>
       </w:r>
-      <w:hyperlink w:history="1" r:id="rIdq5gb53wpjfcldkse0bhmm">
+      <w:hyperlink w:history="1" r:id="rIdpzjd0wa6k_-tbeecylacv">
         <w:r>
           <w:rPr>
             <w:rStyle w:val="Hyperlink"/>
@@ -843,7 +843,7 @@
       <w:r>
         <w:t xml:space="preserve"> — créé — </w:t>
       </w:r>
-      <w:hyperlink w:history="1" r:id="rIde9v7czeuho8j1fn_yahxb">
+      <w:hyperlink w:history="1" r:id="rIdnyx5d7ca4tvoz_4xipj3d">
         <w:r>
           <w:rPr>
             <w:rStyle w:val="Hyperlink"/>
@@ -872,7 +872,7 @@
       <w:r>
         <w:t xml:space="preserve"> — créé — </w:t>
       </w:r>
-      <w:hyperlink w:history="1" r:id="rId5gav_ihfcsk2tc7bc0odq">
+      <w:hyperlink w:history="1" r:id="rIdh9vndgcpi4rrqwjbohckc">
         <w:r>
           <w:rPr>
             <w:rStyle w:val="Hyperlink"/>
@@ -909,7 +909,7 @@
       <w:r>
         <w:t xml:space="preserve"> — créé — </w:t>
       </w:r>
-      <w:hyperlink w:history="1" r:id="rIdolmnqk7hdvj4qlhdnuswb">
+      <w:hyperlink w:history="1" r:id="rIdeznwff-cqamhp6o0rs1cr">
         <w:r>
           <w:rPr>
             <w:rStyle w:val="Hyperlink"/>
@@ -938,7 +938,7 @@
       <w:r>
         <w:t xml:space="preserve"> — modifié — </w:t>
       </w:r>
-      <w:hyperlink w:history="1" r:id="rId6j0yx0ebzcsxucbltwgco">
+      <w:hyperlink w:history="1" r:id="rIdgzffzrchzvxrr4n1sxxox">
         <w:r>
           <w:rPr>
             <w:rStyle w:val="Hyperlink"/>
@@ -967,7 +967,7 @@
       <w:r>
         <w:t xml:space="preserve"> — modifié — </w:t>
       </w:r>
-      <w:hyperlink w:history="1" r:id="rId3ao5_2dp-i9mcnwxgn82k">
+      <w:hyperlink w:history="1" r:id="rIdno6ndhsfv_ht56xbt9jha">
         <w:r>
           <w:rPr>
             <w:rStyle w:val="Hyperlink"/>
@@ -1004,7 +1004,7 @@
       <w:r>
         <w:t xml:space="preserve"> — créé — </w:t>
       </w:r>
-      <w:hyperlink w:history="1" r:id="rIdiqe_tsoms8i2vbgiitb_f">
+      <w:hyperlink w:history="1" r:id="rIdp58nc6oxkzvpap8gvknn7">
         <w:r>
           <w:rPr>
             <w:rStyle w:val="Hyperlink"/>
@@ -1033,7 +1033,7 @@
       <w:r>
         <w:t xml:space="preserve"> — modifié — </w:t>
       </w:r>
-      <w:hyperlink w:history="1" r:id="rId5fmytxmkdklxepnheksex">
+      <w:hyperlink w:history="1" r:id="rIdmbit67fdazk6bjeid6dmo">
         <w:r>
           <w:rPr>
             <w:rStyle w:val="Hyperlink"/>
@@ -1070,7 +1070,7 @@
       <w:r>
         <w:t xml:space="preserve"> — modifié — </w:t>
       </w:r>
-      <w:hyperlink w:history="1" r:id="rIdhqgpws7x4zc_seyphszkj">
+      <w:hyperlink w:history="1" r:id="rIda8avvj6irn89d2ihbflyp">
         <w:r>
           <w:rPr>
             <w:rStyle w:val="Hyperlink"/>
@@ -1099,7 +1099,7 @@
       <w:r>
         <w:t xml:space="preserve"> — modifié — </w:t>
       </w:r>
-      <w:hyperlink w:history="1" r:id="rIdynkbpvv2gah99ryvdikec">
+      <w:hyperlink w:history="1" r:id="rIdww5-u2c3v1iy-1wo4momj">
         <w:r>
           <w:rPr>
             <w:rStyle w:val="Hyperlink"/>
@@ -1128,7 +1128,7 @@
       <w:r>
         <w:t xml:space="preserve"> — créé — </w:t>
       </w:r>
-      <w:hyperlink w:history="1" r:id="rIddighgr-fs8uq_h5isd2dy">
+      <w:hyperlink w:history="1" r:id="rIdh7g-w7eb-ganvhor0c0kj">
         <w:r>
           <w:rPr>
             <w:rStyle w:val="Hyperlink"/>
@@ -1157,7 +1157,7 @@
       <w:r>
         <w:t xml:space="preserve"> — modifié — </w:t>
       </w:r>
-      <w:hyperlink w:history="1" r:id="rIdztedxdqikuvv2fh5j_sj7">
+      <w:hyperlink w:history="1" r:id="rIdypafz7qobj4pgtltyq4id">
         <w:r>
           <w:rPr>
             <w:rStyle w:val="Hyperlink"/>
@@ -1194,7 +1194,7 @@
       <w:r>
         <w:t xml:space="preserve"> — modifié — </w:t>
       </w:r>
-      <w:hyperlink w:history="1" r:id="rIdadbjjr_wugxeyrtjyqkl3">
+      <w:hyperlink w:history="1" r:id="rIdizqfj4wf-ogxrs8xrugoq">
         <w:r>
           <w:rPr>
             <w:rStyle w:val="Hyperlink"/>
@@ -1223,7 +1223,7 @@
       <w:r>
         <w:t xml:space="preserve"> — modifié — </w:t>
       </w:r>
-      <w:hyperlink w:history="1" r:id="rId02hvvai9gil2r1cnn1xls">
+      <w:hyperlink w:history="1" r:id="rIdtimjzd8os6tz2glodfm3k">
         <w:r>
           <w:rPr>
             <w:rStyle w:val="Hyperlink"/>
@@ -1252,7 +1252,7 @@
       <w:r>
         <w:t xml:space="preserve"> — modifié — </w:t>
       </w:r>
-      <w:hyperlink w:history="1" r:id="rIdkfumjujaj1to4jslebcjw">
+      <w:hyperlink w:history="1" r:id="rIdnyia6bxbzqpfxnuemrdaw">
         <w:r>
           <w:rPr>
             <w:rStyle w:val="Hyperlink"/>

--- a/docs/developpement/phases/word/PHASE_19_FIDELITE_PARTIE_GESTION.docx
+++ b/docs/developpement/phases/word/PHASE_19_FIDELITE_PARTIE_GESTION.docx
@@ -20,7 +20,7 @@
       <w:r>
         <w:t xml:space="preserve">FlaiX Expert · dossier de développement · généré le 2026-10-04 depuis le dépôt </w:t>
       </w:r>
-      <w:hyperlink w:history="1" r:id="rId96zuzqxs-ccb9agizqah_">
+      <w:hyperlink w:history="1" r:id="rIdwf9rgugxaufpvjlcepjdb">
         <w:r>
           <w:rPr>
             <w:rStyle w:val="Hyperlink"/>
@@ -718,7 +718,7 @@
           <w:numId w:val="2"/>
         </w:numPr>
       </w:pPr>
-      <w:hyperlink w:history="1" r:id="rIdleoprfimnfv7umsy8xf5p">
+      <w:hyperlink w:history="1" r:id="rId4xq98qaf_6oowfu0ovxz7">
         <w:r>
           <w:rPr>
             <w:rStyle w:val="Hyperlink"/>
@@ -738,7 +738,7 @@
           <w:numId w:val="2"/>
         </w:numPr>
       </w:pPr>
-      <w:hyperlink w:history="1" r:id="rIdhoqgxegnuzhpdcq4zyqog">
+      <w:hyperlink w:history="1" r:id="rId7paufnnmfliibd9rfoxfr">
         <w:r>
           <w:rPr>
             <w:rStyle w:val="Hyperlink"/>
@@ -758,7 +758,7 @@
           <w:numId w:val="2"/>
         </w:numPr>
       </w:pPr>
-      <w:hyperlink w:history="1" r:id="rIdbawcbv0cgq507mdjmw_y4">
+      <w:hyperlink w:history="1" r:id="rIdkxkmro1ne4fc-jkds5gsq">
         <w:r>
           <w:rPr>
             <w:rStyle w:val="Hyperlink"/>
@@ -806,7 +806,7 @@
       <w:r>
         <w:t xml:space="preserve"> — créé — </w:t>
       </w:r>
-      <w:hyperlink w:history="1" r:id="rIdpzjd0wa6k_-tbeecylacv">
+      <w:hyperlink w:history="1" r:id="rIdezr_awr7xjkmhes037cgs">
         <w:r>
           <w:rPr>
             <w:rStyle w:val="Hyperlink"/>
@@ -843,7 +843,7 @@
       <w:r>
         <w:t xml:space="preserve"> — créé — </w:t>
       </w:r>
-      <w:hyperlink w:history="1" r:id="rIdnyx5d7ca4tvoz_4xipj3d">
+      <w:hyperlink w:history="1" r:id="rIdm1hwmndjy7eloe1vm5jg_">
         <w:r>
           <w:rPr>
             <w:rStyle w:val="Hyperlink"/>
@@ -872,7 +872,7 @@
       <w:r>
         <w:t xml:space="preserve"> — créé — </w:t>
       </w:r>
-      <w:hyperlink w:history="1" r:id="rIdh9vndgcpi4rrqwjbohckc">
+      <w:hyperlink w:history="1" r:id="rIdw3zdyy64yxbthciolkwy-">
         <w:r>
           <w:rPr>
             <w:rStyle w:val="Hyperlink"/>
@@ -909,7 +909,7 @@
       <w:r>
         <w:t xml:space="preserve"> — créé — </w:t>
       </w:r>
-      <w:hyperlink w:history="1" r:id="rIdeznwff-cqamhp6o0rs1cr">
+      <w:hyperlink w:history="1" r:id="rIdus_khlnbmvjqbnwo7t7me">
         <w:r>
           <w:rPr>
             <w:rStyle w:val="Hyperlink"/>
@@ -938,7 +938,7 @@
       <w:r>
         <w:t xml:space="preserve"> — modifié — </w:t>
       </w:r>
-      <w:hyperlink w:history="1" r:id="rIdgzffzrchzvxrr4n1sxxox">
+      <w:hyperlink w:history="1" r:id="rIdhza5e3b2edtrzpd0uoeyd">
         <w:r>
           <w:rPr>
             <w:rStyle w:val="Hyperlink"/>
@@ -967,7 +967,7 @@
       <w:r>
         <w:t xml:space="preserve"> — modifié — </w:t>
       </w:r>
-      <w:hyperlink w:history="1" r:id="rIdno6ndhsfv_ht56xbt9jha">
+      <w:hyperlink w:history="1" r:id="rIdi6aemqyua--ww1edoddsw">
         <w:r>
           <w:rPr>
             <w:rStyle w:val="Hyperlink"/>
@@ -1004,7 +1004,7 @@
       <w:r>
         <w:t xml:space="preserve"> — créé — </w:t>
       </w:r>
-      <w:hyperlink w:history="1" r:id="rIdp58nc6oxkzvpap8gvknn7">
+      <w:hyperlink w:history="1" r:id="rId4zcihwpiutkm_erjwcjly">
         <w:r>
           <w:rPr>
             <w:rStyle w:val="Hyperlink"/>
@@ -1033,7 +1033,7 @@
       <w:r>
         <w:t xml:space="preserve"> — modifié — </w:t>
       </w:r>
-      <w:hyperlink w:history="1" r:id="rIdmbit67fdazk6bjeid6dmo">
+      <w:hyperlink w:history="1" r:id="rIdomh7sxupp4d2mhr6f8ym-">
         <w:r>
           <w:rPr>
             <w:rStyle w:val="Hyperlink"/>
@@ -1070,7 +1070,7 @@
       <w:r>
         <w:t xml:space="preserve"> — modifié — </w:t>
       </w:r>
-      <w:hyperlink w:history="1" r:id="rIda8avvj6irn89d2ihbflyp">
+      <w:hyperlink w:history="1" r:id="rIdu7qy3iijxkjqqb6zh9gsg">
         <w:r>
           <w:rPr>
             <w:rStyle w:val="Hyperlink"/>
@@ -1099,7 +1099,7 @@
       <w:r>
         <w:t xml:space="preserve"> — modifié — </w:t>
       </w:r>
-      <w:hyperlink w:history="1" r:id="rIdww5-u2c3v1iy-1wo4momj">
+      <w:hyperlink w:history="1" r:id="rId520kosl9g2ym09vzlidgx">
         <w:r>
           <w:rPr>
             <w:rStyle w:val="Hyperlink"/>
@@ -1128,7 +1128,7 @@
       <w:r>
         <w:t xml:space="preserve"> — créé — </w:t>
       </w:r>
-      <w:hyperlink w:history="1" r:id="rIdh7g-w7eb-ganvhor0c0kj">
+      <w:hyperlink w:history="1" r:id="rIdbl7u9npq-oy0t95eaxjfd">
         <w:r>
           <w:rPr>
             <w:rStyle w:val="Hyperlink"/>
@@ -1157,7 +1157,7 @@
       <w:r>
         <w:t xml:space="preserve"> — modifié — </w:t>
       </w:r>
-      <w:hyperlink w:history="1" r:id="rIdypafz7qobj4pgtltyq4id">
+      <w:hyperlink w:history="1" r:id="rIdi62bwn2jqia8pkuirtcbb">
         <w:r>
           <w:rPr>
             <w:rStyle w:val="Hyperlink"/>
@@ -1194,7 +1194,7 @@
       <w:r>
         <w:t xml:space="preserve"> — modifié — </w:t>
       </w:r>
-      <w:hyperlink w:history="1" r:id="rIdizqfj4wf-ogxrs8xrugoq">
+      <w:hyperlink w:history="1" r:id="rIdwu9tfv7yd5kil9rosbiwv">
         <w:r>
           <w:rPr>
             <w:rStyle w:val="Hyperlink"/>
@@ -1223,7 +1223,7 @@
       <w:r>
         <w:t xml:space="preserve"> — modifié — </w:t>
       </w:r>
-      <w:hyperlink w:history="1" r:id="rIdtimjzd8os6tz2glodfm3k">
+      <w:hyperlink w:history="1" r:id="rId0uk7fprd9joatc4sgsfyj">
         <w:r>
           <w:rPr>
             <w:rStyle w:val="Hyperlink"/>
@@ -1252,7 +1252,7 @@
       <w:r>
         <w:t xml:space="preserve"> — modifié — </w:t>
       </w:r>
-      <w:hyperlink w:history="1" r:id="rIdnyia6bxbzqpfxnuemrdaw">
+      <w:hyperlink w:history="1" r:id="rIdlsrjblxlqzrav_6nkfarc">
         <w:r>
           <w:rPr>
             <w:rStyle w:val="Hyperlink"/>

--- a/docs/developpement/phases/word/PHASE_19_FIDELITE_PARTIE_GESTION.docx
+++ b/docs/developpement/phases/word/PHASE_19_FIDELITE_PARTIE_GESTION.docx
@@ -20,7 +20,7 @@
       <w:r>
         <w:t xml:space="preserve">FlaiX Expert · dossier de développement · généré le 2026-10-04 depuis le dépôt </w:t>
       </w:r>
-      <w:hyperlink w:history="1" r:id="rIdwf9rgugxaufpvjlcepjdb">
+      <w:hyperlink w:history="1" r:id="rIdx65ijtxgzd8g75rkupnzl">
         <w:r>
           <w:rPr>
             <w:rStyle w:val="Hyperlink"/>
@@ -718,7 +718,7 @@
           <w:numId w:val="2"/>
         </w:numPr>
       </w:pPr>
-      <w:hyperlink w:history="1" r:id="rId4xq98qaf_6oowfu0ovxz7">
+      <w:hyperlink w:history="1" r:id="rIdizzvwjwb0z9szhm77_tjw">
         <w:r>
           <w:rPr>
             <w:rStyle w:val="Hyperlink"/>
@@ -738,7 +738,7 @@
           <w:numId w:val="2"/>
         </w:numPr>
       </w:pPr>
-      <w:hyperlink w:history="1" r:id="rId7paufnnmfliibd9rfoxfr">
+      <w:hyperlink w:history="1" r:id="rIdmhjwff--5moxwypue59xw">
         <w:r>
           <w:rPr>
             <w:rStyle w:val="Hyperlink"/>
@@ -758,7 +758,7 @@
           <w:numId w:val="2"/>
         </w:numPr>
       </w:pPr>
-      <w:hyperlink w:history="1" r:id="rIdkxkmro1ne4fc-jkds5gsq">
+      <w:hyperlink w:history="1" r:id="rIdio3y5--nlau38bnic00yd">
         <w:r>
           <w:rPr>
             <w:rStyle w:val="Hyperlink"/>
@@ -806,7 +806,7 @@
       <w:r>
         <w:t xml:space="preserve"> — créé — </w:t>
       </w:r>
-      <w:hyperlink w:history="1" r:id="rIdezr_awr7xjkmhes037cgs">
+      <w:hyperlink w:history="1" r:id="rIdigoierahz1cn0aj-avex-">
         <w:r>
           <w:rPr>
             <w:rStyle w:val="Hyperlink"/>
@@ -843,7 +843,7 @@
       <w:r>
         <w:t xml:space="preserve"> — créé — </w:t>
       </w:r>
-      <w:hyperlink w:history="1" r:id="rIdm1hwmndjy7eloe1vm5jg_">
+      <w:hyperlink w:history="1" r:id="rId2l9vsklaz3g3_ppva38zx">
         <w:r>
           <w:rPr>
             <w:rStyle w:val="Hyperlink"/>
@@ -872,7 +872,7 @@
       <w:r>
         <w:t xml:space="preserve"> — créé — </w:t>
       </w:r>
-      <w:hyperlink w:history="1" r:id="rIdw3zdyy64yxbthciolkwy-">
+      <w:hyperlink w:history="1" r:id="rIdx9yf6gccmv4edt6k87ry8">
         <w:r>
           <w:rPr>
             <w:rStyle w:val="Hyperlink"/>
@@ -909,7 +909,7 @@
       <w:r>
         <w:t xml:space="preserve"> — créé — </w:t>
       </w:r>
-      <w:hyperlink w:history="1" r:id="rIdus_khlnbmvjqbnwo7t7me">
+      <w:hyperlink w:history="1" r:id="rId1qvb4wm_2al5zz59w_3b7">
         <w:r>
           <w:rPr>
             <w:rStyle w:val="Hyperlink"/>
@@ -938,7 +938,7 @@
       <w:r>
         <w:t xml:space="preserve"> — modifié — </w:t>
       </w:r>
-      <w:hyperlink w:history="1" r:id="rIdhza5e3b2edtrzpd0uoeyd">
+      <w:hyperlink w:history="1" r:id="rIdyhxxkkt0l_nt-td0cvlzc">
         <w:r>
           <w:rPr>
             <w:rStyle w:val="Hyperlink"/>
@@ -967,7 +967,7 @@
       <w:r>
         <w:t xml:space="preserve"> — modifié — </w:t>
       </w:r>
-      <w:hyperlink w:history="1" r:id="rIdi6aemqyua--ww1edoddsw">
+      <w:hyperlink w:history="1" r:id="rIdgyhmeorfoepsu5pxp8qk9">
         <w:r>
           <w:rPr>
             <w:rStyle w:val="Hyperlink"/>
@@ -1004,7 +1004,7 @@
       <w:r>
         <w:t xml:space="preserve"> — créé — </w:t>
       </w:r>
-      <w:hyperlink w:history="1" r:id="rId4zcihwpiutkm_erjwcjly">
+      <w:hyperlink w:history="1" r:id="rIdc_qcjalv5_ehdtlp-8wyk">
         <w:r>
           <w:rPr>
             <w:rStyle w:val="Hyperlink"/>
@@ -1033,7 +1033,7 @@
       <w:r>
         <w:t xml:space="preserve"> — modifié — </w:t>
       </w:r>
-      <w:hyperlink w:history="1" r:id="rIdomh7sxupp4d2mhr6f8ym-">
+      <w:hyperlink w:history="1" r:id="rIdfh1bdgxbxuibsb-pv90j1">
         <w:r>
           <w:rPr>
             <w:rStyle w:val="Hyperlink"/>
@@ -1070,7 +1070,7 @@
       <w:r>
         <w:t xml:space="preserve"> — modifié — </w:t>
       </w:r>
-      <w:hyperlink w:history="1" r:id="rIdu7qy3iijxkjqqb6zh9gsg">
+      <w:hyperlink w:history="1" r:id="rIdzqerxisol8ptn9p2djqy-">
         <w:r>
           <w:rPr>
             <w:rStyle w:val="Hyperlink"/>
@@ -1099,7 +1099,7 @@
       <w:r>
         <w:t xml:space="preserve"> — modifié — </w:t>
       </w:r>
-      <w:hyperlink w:history="1" r:id="rId520kosl9g2ym09vzlidgx">
+      <w:hyperlink w:history="1" r:id="rId0nqj6dy38lfbewx80utor">
         <w:r>
           <w:rPr>
             <w:rStyle w:val="Hyperlink"/>
@@ -1128,7 +1128,7 @@
       <w:r>
         <w:t xml:space="preserve"> — créé — </w:t>
       </w:r>
-      <w:hyperlink w:history="1" r:id="rIdbl7u9npq-oy0t95eaxjfd">
+      <w:hyperlink w:history="1" r:id="rIdraqcppqnkckbqkut410zv">
         <w:r>
           <w:rPr>
             <w:rStyle w:val="Hyperlink"/>
@@ -1157,7 +1157,7 @@
       <w:r>
         <w:t xml:space="preserve"> — modifié — </w:t>
       </w:r>
-      <w:hyperlink w:history="1" r:id="rIdi62bwn2jqia8pkuirtcbb">
+      <w:hyperlink w:history="1" r:id="rIdvq4jvlhvnrp_ijeec9wt0">
         <w:r>
           <w:rPr>
             <w:rStyle w:val="Hyperlink"/>
@@ -1194,7 +1194,7 @@
       <w:r>
         <w:t xml:space="preserve"> — modifié — </w:t>
       </w:r>
-      <w:hyperlink w:history="1" r:id="rIdwu9tfv7yd5kil9rosbiwv">
+      <w:hyperlink w:history="1" r:id="rIdco8ajey0lcwnmtadpwkzi">
         <w:r>
           <w:rPr>
             <w:rStyle w:val="Hyperlink"/>
@@ -1223,7 +1223,7 @@
       <w:r>
         <w:t xml:space="preserve"> — modifié — </w:t>
       </w:r>
-      <w:hyperlink w:history="1" r:id="rId0uk7fprd9joatc4sgsfyj">
+      <w:hyperlink w:history="1" r:id="rId-15wmcmmpszjqcqhv0fdk">
         <w:r>
           <w:rPr>
             <w:rStyle w:val="Hyperlink"/>
@@ -1252,7 +1252,7 @@
       <w:r>
         <w:t xml:space="preserve"> — modifié — </w:t>
       </w:r>
-      <w:hyperlink w:history="1" r:id="rIdlsrjblxlqzrav_6nkfarc">
+      <w:hyperlink w:history="1" r:id="rIda9dobirwg1lvntjcu5zdn">
         <w:r>
           <w:rPr>
             <w:rStyle w:val="Hyperlink"/>

--- a/docs/developpement/phases/word/PHASE_19_FIDELITE_PARTIE_GESTION.docx
+++ b/docs/developpement/phases/word/PHASE_19_FIDELITE_PARTIE_GESTION.docx
@@ -20,7 +20,7 @@
       <w:r>
         <w:t xml:space="preserve">FlaiX Expert · dossier de développement · généré le 2026-10-04 depuis le dépôt </w:t>
       </w:r>
-      <w:hyperlink w:history="1" r:id="rIdx65ijtxgzd8g75rkupnzl">
+      <w:hyperlink w:history="1" r:id="rIdf1dodb87upjgxg5difmps">
         <w:r>
           <w:rPr>
             <w:rStyle w:val="Hyperlink"/>
@@ -718,7 +718,7 @@
           <w:numId w:val="2"/>
         </w:numPr>
       </w:pPr>
-      <w:hyperlink w:history="1" r:id="rIdizzvwjwb0z9szhm77_tjw">
+      <w:hyperlink w:history="1" r:id="rId1ryis1bkqjiyazqqsytuy">
         <w:r>
           <w:rPr>
             <w:rStyle w:val="Hyperlink"/>
@@ -738,7 +738,7 @@
           <w:numId w:val="2"/>
         </w:numPr>
       </w:pPr>
-      <w:hyperlink w:history="1" r:id="rIdmhjwff--5moxwypue59xw">
+      <w:hyperlink w:history="1" r:id="rIdiieeawutp5xrxiq6fizhf">
         <w:r>
           <w:rPr>
             <w:rStyle w:val="Hyperlink"/>
@@ -758,7 +758,7 @@
           <w:numId w:val="2"/>
         </w:numPr>
       </w:pPr>
-      <w:hyperlink w:history="1" r:id="rIdio3y5--nlau38bnic00yd">
+      <w:hyperlink w:history="1" r:id="rIdx6yfj9s7fkmuddtr3vcyl">
         <w:r>
           <w:rPr>
             <w:rStyle w:val="Hyperlink"/>
@@ -806,7 +806,7 @@
       <w:r>
         <w:t xml:space="preserve"> — créé — </w:t>
       </w:r>
-      <w:hyperlink w:history="1" r:id="rIdigoierahz1cn0aj-avex-">
+      <w:hyperlink w:history="1" r:id="rIdipyvm0qmu9hml4rt-pkzo">
         <w:r>
           <w:rPr>
             <w:rStyle w:val="Hyperlink"/>
@@ -843,7 +843,7 @@
       <w:r>
         <w:t xml:space="preserve"> — créé — </w:t>
       </w:r>
-      <w:hyperlink w:history="1" r:id="rId2l9vsklaz3g3_ppva38zx">
+      <w:hyperlink w:history="1" r:id="rIdcqbxhmeyuf8yj7xmgzqab">
         <w:r>
           <w:rPr>
             <w:rStyle w:val="Hyperlink"/>
@@ -872,7 +872,7 @@
       <w:r>
         <w:t xml:space="preserve"> — créé — </w:t>
       </w:r>
-      <w:hyperlink w:history="1" r:id="rIdx9yf6gccmv4edt6k87ry8">
+      <w:hyperlink w:history="1" r:id="rIdwlo5eks2opt0ivr3j8ldg">
         <w:r>
           <w:rPr>
             <w:rStyle w:val="Hyperlink"/>
@@ -909,7 +909,7 @@
       <w:r>
         <w:t xml:space="preserve"> — créé — </w:t>
       </w:r>
-      <w:hyperlink w:history="1" r:id="rId1qvb4wm_2al5zz59w_3b7">
+      <w:hyperlink w:history="1" r:id="rIdilnvpomtztwcgb8kd8ylh">
         <w:r>
           <w:rPr>
             <w:rStyle w:val="Hyperlink"/>
@@ -938,7 +938,7 @@
       <w:r>
         <w:t xml:space="preserve"> — modifié — </w:t>
       </w:r>
-      <w:hyperlink w:history="1" r:id="rIdyhxxkkt0l_nt-td0cvlzc">
+      <w:hyperlink w:history="1" r:id="rIddr2bmgtm8ox7ucgnjynj8">
         <w:r>
           <w:rPr>
             <w:rStyle w:val="Hyperlink"/>
@@ -967,7 +967,7 @@
       <w:r>
         <w:t xml:space="preserve"> — modifié — </w:t>
       </w:r>
-      <w:hyperlink w:history="1" r:id="rIdgyhmeorfoepsu5pxp8qk9">
+      <w:hyperlink w:history="1" r:id="rIdqayctmqdl-4pdzza0qjwi">
         <w:r>
           <w:rPr>
             <w:rStyle w:val="Hyperlink"/>
@@ -1004,7 +1004,7 @@
       <w:r>
         <w:t xml:space="preserve"> — créé — </w:t>
       </w:r>
-      <w:hyperlink w:history="1" r:id="rIdc_qcjalv5_ehdtlp-8wyk">
+      <w:hyperlink w:history="1" r:id="rIdkguynrzl5s8uqf9fuirfj">
         <w:r>
           <w:rPr>
             <w:rStyle w:val="Hyperlink"/>
@@ -1033,7 +1033,7 @@
       <w:r>
         <w:t xml:space="preserve"> — modifié — </w:t>
       </w:r>
-      <w:hyperlink w:history="1" r:id="rIdfh1bdgxbxuibsb-pv90j1">
+      <w:hyperlink w:history="1" r:id="rIdjvyl806ewspxptrs0n-fl">
         <w:r>
           <w:rPr>
             <w:rStyle w:val="Hyperlink"/>
@@ -1070,7 +1070,7 @@
       <w:r>
         <w:t xml:space="preserve"> — modifié — </w:t>
       </w:r>
-      <w:hyperlink w:history="1" r:id="rIdzqerxisol8ptn9p2djqy-">
+      <w:hyperlink w:history="1" r:id="rIdguiiic0ey1dbdcs6_kbvq">
         <w:r>
           <w:rPr>
             <w:rStyle w:val="Hyperlink"/>
@@ -1099,7 +1099,7 @@
       <w:r>
         <w:t xml:space="preserve"> — modifié — </w:t>
       </w:r>
-      <w:hyperlink w:history="1" r:id="rId0nqj6dy38lfbewx80utor">
+      <w:hyperlink w:history="1" r:id="rIdgu_t4zqnzjawsk3e639r6">
         <w:r>
           <w:rPr>
             <w:rStyle w:val="Hyperlink"/>
@@ -1128,7 +1128,7 @@
       <w:r>
         <w:t xml:space="preserve"> — créé — </w:t>
       </w:r>
-      <w:hyperlink w:history="1" r:id="rIdraqcppqnkckbqkut410zv">
+      <w:hyperlink w:history="1" r:id="rIdjjgtcvr_arneipabqbn4o">
         <w:r>
           <w:rPr>
             <w:rStyle w:val="Hyperlink"/>
@@ -1157,7 +1157,7 @@
       <w:r>
         <w:t xml:space="preserve"> — modifié — </w:t>
       </w:r>
-      <w:hyperlink w:history="1" r:id="rIdvq4jvlhvnrp_ijeec9wt0">
+      <w:hyperlink w:history="1" r:id="rIdfqrdazzqzlgbalute9bv0">
         <w:r>
           <w:rPr>
             <w:rStyle w:val="Hyperlink"/>
@@ -1194,7 +1194,7 @@
       <w:r>
         <w:t xml:space="preserve"> — modifié — </w:t>
       </w:r>
-      <w:hyperlink w:history="1" r:id="rIdco8ajey0lcwnmtadpwkzi">
+      <w:hyperlink w:history="1" r:id="rIdbpkjb7h7u-96pmkh5tloo">
         <w:r>
           <w:rPr>
             <w:rStyle w:val="Hyperlink"/>
@@ -1223,7 +1223,7 @@
       <w:r>
         <w:t xml:space="preserve"> — modifié — </w:t>
       </w:r>
-      <w:hyperlink w:history="1" r:id="rId-15wmcmmpszjqcqhv0fdk">
+      <w:hyperlink w:history="1" r:id="rId3yaqxeyepe66znqtes_hr">
         <w:r>
           <w:rPr>
             <w:rStyle w:val="Hyperlink"/>
@@ -1252,7 +1252,7 @@
       <w:r>
         <w:t xml:space="preserve"> — modifié — </w:t>
       </w:r>
-      <w:hyperlink w:history="1" r:id="rIda9dobirwg1lvntjcu5zdn">
+      <w:hyperlink w:history="1" r:id="rIdnntnzi_tpkraw2e9-yuv_">
         <w:r>
           <w:rPr>
             <w:rStyle w:val="Hyperlink"/>

--- a/docs/developpement/phases/word/PHASE_19_FIDELITE_PARTIE_GESTION.docx
+++ b/docs/developpement/phases/word/PHASE_19_FIDELITE_PARTIE_GESTION.docx
@@ -20,7 +20,7 @@
       <w:r>
         <w:t xml:space="preserve">FlaiX Expert · dossier de développement · généré le 2026-10-04 depuis le dépôt </w:t>
       </w:r>
-      <w:hyperlink w:history="1" r:id="rIdf1dodb87upjgxg5difmps">
+      <w:hyperlink w:history="1" r:id="rIdqypumd_oh4najgui1xnda">
         <w:r>
           <w:rPr>
             <w:rStyle w:val="Hyperlink"/>
@@ -718,7 +718,7 @@
           <w:numId w:val="2"/>
         </w:numPr>
       </w:pPr>
-      <w:hyperlink w:history="1" r:id="rId1ryis1bkqjiyazqqsytuy">
+      <w:hyperlink w:history="1" r:id="rId81y5zc0wp4zee2rt90jn4">
         <w:r>
           <w:rPr>
             <w:rStyle w:val="Hyperlink"/>
@@ -738,7 +738,7 @@
           <w:numId w:val="2"/>
         </w:numPr>
       </w:pPr>
-      <w:hyperlink w:history="1" r:id="rIdiieeawutp5xrxiq6fizhf">
+      <w:hyperlink w:history="1" r:id="rId8qukyzqk3i7nzd6wansgo">
         <w:r>
           <w:rPr>
             <w:rStyle w:val="Hyperlink"/>
@@ -758,7 +758,7 @@
           <w:numId w:val="2"/>
         </w:numPr>
       </w:pPr>
-      <w:hyperlink w:history="1" r:id="rIdx6yfj9s7fkmuddtr3vcyl">
+      <w:hyperlink w:history="1" r:id="rIdmyhtjxdnpziuifzdmwkw2">
         <w:r>
           <w:rPr>
             <w:rStyle w:val="Hyperlink"/>
@@ -806,7 +806,7 @@
       <w:r>
         <w:t xml:space="preserve"> — créé — </w:t>
       </w:r>
-      <w:hyperlink w:history="1" r:id="rIdipyvm0qmu9hml4rt-pkzo">
+      <w:hyperlink w:history="1" r:id="rIdm7lnje1y3ti7xzvmolj4l">
         <w:r>
           <w:rPr>
             <w:rStyle w:val="Hyperlink"/>
@@ -843,7 +843,7 @@
       <w:r>
         <w:t xml:space="preserve"> — créé — </w:t>
       </w:r>
-      <w:hyperlink w:history="1" r:id="rIdcqbxhmeyuf8yj7xmgzqab">
+      <w:hyperlink w:history="1" r:id="rIdmyktvxtbjpbxzpn78mhok">
         <w:r>
           <w:rPr>
             <w:rStyle w:val="Hyperlink"/>
@@ -872,7 +872,7 @@
       <w:r>
         <w:t xml:space="preserve"> — créé — </w:t>
       </w:r>
-      <w:hyperlink w:history="1" r:id="rIdwlo5eks2opt0ivr3j8ldg">
+      <w:hyperlink w:history="1" r:id="rIdc7a-1axhy8mqrz_calqjg">
         <w:r>
           <w:rPr>
             <w:rStyle w:val="Hyperlink"/>
@@ -909,7 +909,7 @@
       <w:r>
         <w:t xml:space="preserve"> — créé — </w:t>
       </w:r>
-      <w:hyperlink w:history="1" r:id="rIdilnvpomtztwcgb8kd8ylh">
+      <w:hyperlink w:history="1" r:id="rIdv0595uafaqa0crgg7lsh2">
         <w:r>
           <w:rPr>
             <w:rStyle w:val="Hyperlink"/>
@@ -938,7 +938,7 @@
       <w:r>
         <w:t xml:space="preserve"> — modifié — </w:t>
       </w:r>
-      <w:hyperlink w:history="1" r:id="rIddr2bmgtm8ox7ucgnjynj8">
+      <w:hyperlink w:history="1" r:id="rIdis5ayplezacpeypj-ocnk">
         <w:r>
           <w:rPr>
             <w:rStyle w:val="Hyperlink"/>
@@ -967,7 +967,7 @@
       <w:r>
         <w:t xml:space="preserve"> — modifié — </w:t>
       </w:r>
-      <w:hyperlink w:history="1" r:id="rIdqayctmqdl-4pdzza0qjwi">
+      <w:hyperlink w:history="1" r:id="rId14fyiskbmst7myx1x4xh0">
         <w:r>
           <w:rPr>
             <w:rStyle w:val="Hyperlink"/>
@@ -1004,7 +1004,7 @@
       <w:r>
         <w:t xml:space="preserve"> — créé — </w:t>
       </w:r>
-      <w:hyperlink w:history="1" r:id="rIdkguynrzl5s8uqf9fuirfj">
+      <w:hyperlink w:history="1" r:id="rIdjmcq-4unaydsh7csy9jxj">
         <w:r>
           <w:rPr>
             <w:rStyle w:val="Hyperlink"/>
@@ -1033,7 +1033,7 @@
       <w:r>
         <w:t xml:space="preserve"> — modifié — </w:t>
       </w:r>
-      <w:hyperlink w:history="1" r:id="rIdjvyl806ewspxptrs0n-fl">
+      <w:hyperlink w:history="1" r:id="rIdx4uwvc_iwu2fmm-3vprdk">
         <w:r>
           <w:rPr>
             <w:rStyle w:val="Hyperlink"/>
@@ -1070,7 +1070,7 @@
       <w:r>
         <w:t xml:space="preserve"> — modifié — </w:t>
       </w:r>
-      <w:hyperlink w:history="1" r:id="rIdguiiic0ey1dbdcs6_kbvq">
+      <w:hyperlink w:history="1" r:id="rIdoqqbmtx6hwj55vkge21kw">
         <w:r>
           <w:rPr>
             <w:rStyle w:val="Hyperlink"/>
@@ -1099,7 +1099,7 @@
       <w:r>
         <w:t xml:space="preserve"> — modifié — </w:t>
       </w:r>
-      <w:hyperlink w:history="1" r:id="rIdgu_t4zqnzjawsk3e639r6">
+      <w:hyperlink w:history="1" r:id="rIdfdmvx-srcftm14beaim07">
         <w:r>
           <w:rPr>
             <w:rStyle w:val="Hyperlink"/>
@@ -1128,7 +1128,7 @@
       <w:r>
         <w:t xml:space="preserve"> — créé — </w:t>
       </w:r>
-      <w:hyperlink w:history="1" r:id="rIdjjgtcvr_arneipabqbn4o">
+      <w:hyperlink w:history="1" r:id="rIduxo3qu9586_f2mbjrxrno">
         <w:r>
           <w:rPr>
             <w:rStyle w:val="Hyperlink"/>
@@ -1157,7 +1157,7 @@
       <w:r>
         <w:t xml:space="preserve"> — modifié — </w:t>
       </w:r>
-      <w:hyperlink w:history="1" r:id="rIdfqrdazzqzlgbalute9bv0">
+      <w:hyperlink w:history="1" r:id="rIdjkcrhvdujqhtjpv_qknwc">
         <w:r>
           <w:rPr>
             <w:rStyle w:val="Hyperlink"/>
@@ -1194,7 +1194,7 @@
       <w:r>
         <w:t xml:space="preserve"> — modifié — </w:t>
       </w:r>
-      <w:hyperlink w:history="1" r:id="rIdbpkjb7h7u-96pmkh5tloo">
+      <w:hyperlink w:history="1" r:id="rIdsheemou_6s-ezwh-dixve">
         <w:r>
           <w:rPr>
             <w:rStyle w:val="Hyperlink"/>
@@ -1223,7 +1223,7 @@
       <w:r>
         <w:t xml:space="preserve"> — modifié — </w:t>
       </w:r>
-      <w:hyperlink w:history="1" r:id="rId3yaqxeyepe66znqtes_hr">
+      <w:hyperlink w:history="1" r:id="rIdlbqiwkxc0jvzbft9ti9o6">
         <w:r>
           <w:rPr>
             <w:rStyle w:val="Hyperlink"/>
@@ -1252,7 +1252,7 @@
       <w:r>
         <w:t xml:space="preserve"> — modifié — </w:t>
       </w:r>
-      <w:hyperlink w:history="1" r:id="rIdnntnzi_tpkraw2e9-yuv_">
+      <w:hyperlink w:history="1" r:id="rIde3rejmngp8j60oaltqgdn">
         <w:r>
           <w:rPr>
             <w:rStyle w:val="Hyperlink"/>

--- a/docs/developpement/phases/word/PHASE_19_FIDELITE_PARTIE_GESTION.docx
+++ b/docs/developpement/phases/word/PHASE_19_FIDELITE_PARTIE_GESTION.docx
@@ -20,7 +20,7 @@
       <w:r>
         <w:t xml:space="preserve">FlaiX Expert · dossier de développement · généré le 2026-10-04 depuis le dépôt </w:t>
       </w:r>
-      <w:hyperlink w:history="1" r:id="rIdqypumd_oh4najgui1xnda">
+      <w:hyperlink w:history="1" r:id="rId7uuq33ocflz2hqnytrewe">
         <w:r>
           <w:rPr>
             <w:rStyle w:val="Hyperlink"/>
@@ -718,7 +718,7 @@
           <w:numId w:val="2"/>
         </w:numPr>
       </w:pPr>
-      <w:hyperlink w:history="1" r:id="rId81y5zc0wp4zee2rt90jn4">
+      <w:hyperlink w:history="1" r:id="rIdtdguwwz6x-hiw_2ezwrmk">
         <w:r>
           <w:rPr>
             <w:rStyle w:val="Hyperlink"/>
@@ -738,7 +738,7 @@
           <w:numId w:val="2"/>
         </w:numPr>
       </w:pPr>
-      <w:hyperlink w:history="1" r:id="rId8qukyzqk3i7nzd6wansgo">
+      <w:hyperlink w:history="1" r:id="rIdjonvm1p4r02kxexlgmbnw">
         <w:r>
           <w:rPr>
             <w:rStyle w:val="Hyperlink"/>
@@ -758,7 +758,7 @@
           <w:numId w:val="2"/>
         </w:numPr>
       </w:pPr>
-      <w:hyperlink w:history="1" r:id="rIdmyhtjxdnpziuifzdmwkw2">
+      <w:hyperlink w:history="1" r:id="rIdbhipasvtesqa50npqiewy">
         <w:r>
           <w:rPr>
             <w:rStyle w:val="Hyperlink"/>
@@ -806,7 +806,7 @@
       <w:r>
         <w:t xml:space="preserve"> — créé — </w:t>
       </w:r>
-      <w:hyperlink w:history="1" r:id="rIdm7lnje1y3ti7xzvmolj4l">
+      <w:hyperlink w:history="1" r:id="rIdibwet-wbpeythiljly6t1">
         <w:r>
           <w:rPr>
             <w:rStyle w:val="Hyperlink"/>
@@ -843,7 +843,7 @@
       <w:r>
         <w:t xml:space="preserve"> — créé — </w:t>
       </w:r>
-      <w:hyperlink w:history="1" r:id="rIdmyktvxtbjpbxzpn78mhok">
+      <w:hyperlink w:history="1" r:id="rIdxkm7mqbmfbawpk7w8mvzb">
         <w:r>
           <w:rPr>
             <w:rStyle w:val="Hyperlink"/>
@@ -872,7 +872,7 @@
       <w:r>
         <w:t xml:space="preserve"> — créé — </w:t>
       </w:r>
-      <w:hyperlink w:history="1" r:id="rIdc7a-1axhy8mqrz_calqjg">
+      <w:hyperlink w:history="1" r:id="rIdrso35zlsg_hsjoja_cajs">
         <w:r>
           <w:rPr>
             <w:rStyle w:val="Hyperlink"/>
@@ -909,7 +909,7 @@
       <w:r>
         <w:t xml:space="preserve"> — créé — </w:t>
       </w:r>
-      <w:hyperlink w:history="1" r:id="rIdv0595uafaqa0crgg7lsh2">
+      <w:hyperlink w:history="1" r:id="rIdhjjqwuzkrir7xs6rlf9bq">
         <w:r>
           <w:rPr>
             <w:rStyle w:val="Hyperlink"/>
@@ -938,7 +938,7 @@
       <w:r>
         <w:t xml:space="preserve"> — modifié — </w:t>
       </w:r>
-      <w:hyperlink w:history="1" r:id="rIdis5ayplezacpeypj-ocnk">
+      <w:hyperlink w:history="1" r:id="rIdwsdpxbkaui_uqrozg2men">
         <w:r>
           <w:rPr>
             <w:rStyle w:val="Hyperlink"/>
@@ -967,7 +967,7 @@
       <w:r>
         <w:t xml:space="preserve"> — modifié — </w:t>
       </w:r>
-      <w:hyperlink w:history="1" r:id="rId14fyiskbmst7myx1x4xh0">
+      <w:hyperlink w:history="1" r:id="rIdnlnvdjmsso8qkzxf8qobi">
         <w:r>
           <w:rPr>
             <w:rStyle w:val="Hyperlink"/>
@@ -1004,7 +1004,7 @@
       <w:r>
         <w:t xml:space="preserve"> — créé — </w:t>
       </w:r>
-      <w:hyperlink w:history="1" r:id="rIdjmcq-4unaydsh7csy9jxj">
+      <w:hyperlink w:history="1" r:id="rIdc2euv8smuognyxxr7txyj">
         <w:r>
           <w:rPr>
             <w:rStyle w:val="Hyperlink"/>
@@ -1033,7 +1033,7 @@
       <w:r>
         <w:t xml:space="preserve"> — modifié — </w:t>
       </w:r>
-      <w:hyperlink w:history="1" r:id="rIdx4uwvc_iwu2fmm-3vprdk">
+      <w:hyperlink w:history="1" r:id="rId-0nh32o9jenf6gymz1yr3">
         <w:r>
           <w:rPr>
             <w:rStyle w:val="Hyperlink"/>
@@ -1070,7 +1070,7 @@
       <w:r>
         <w:t xml:space="preserve"> — modifié — </w:t>
       </w:r>
-      <w:hyperlink w:history="1" r:id="rIdoqqbmtx6hwj55vkge21kw">
+      <w:hyperlink w:history="1" r:id="rIdxtvpunsshz6z-sgd7pixl">
         <w:r>
           <w:rPr>
             <w:rStyle w:val="Hyperlink"/>
@@ -1099,7 +1099,7 @@
       <w:r>
         <w:t xml:space="preserve"> — modifié — </w:t>
       </w:r>
-      <w:hyperlink w:history="1" r:id="rIdfdmvx-srcftm14beaim07">
+      <w:hyperlink w:history="1" r:id="rIdkzgxfmxycg1uw8l0aaia5">
         <w:r>
           <w:rPr>
             <w:rStyle w:val="Hyperlink"/>
@@ -1128,7 +1128,7 @@
       <w:r>
         <w:t xml:space="preserve"> — créé — </w:t>
       </w:r>
-      <w:hyperlink w:history="1" r:id="rIduxo3qu9586_f2mbjrxrno">
+      <w:hyperlink w:history="1" r:id="rId7x3hvh7zvcrne36spczcd">
         <w:r>
           <w:rPr>
             <w:rStyle w:val="Hyperlink"/>
@@ -1157,7 +1157,7 @@
       <w:r>
         <w:t xml:space="preserve"> — modifié — </w:t>
       </w:r>
-      <w:hyperlink w:history="1" r:id="rIdjkcrhvdujqhtjpv_qknwc">
+      <w:hyperlink w:history="1" r:id="rIdrviscnkruyhhccfpbe2mn">
         <w:r>
           <w:rPr>
             <w:rStyle w:val="Hyperlink"/>
@@ -1194,7 +1194,7 @@
       <w:r>
         <w:t xml:space="preserve"> — modifié — </w:t>
       </w:r>
-      <w:hyperlink w:history="1" r:id="rIdsheemou_6s-ezwh-dixve">
+      <w:hyperlink w:history="1" r:id="rIdeec30cio8eur7hg3zf_ov">
         <w:r>
           <w:rPr>
             <w:rStyle w:val="Hyperlink"/>
@@ -1223,7 +1223,7 @@
       <w:r>
         <w:t xml:space="preserve"> — modifié — </w:t>
       </w:r>
-      <w:hyperlink w:history="1" r:id="rIdlbqiwkxc0jvzbft9ti9o6">
+      <w:hyperlink w:history="1" r:id="rIdg6vb1hzqksdazcxpdaqxn">
         <w:r>
           <w:rPr>
             <w:rStyle w:val="Hyperlink"/>
@@ -1252,7 +1252,7 @@
       <w:r>
         <w:t xml:space="preserve"> — modifié — </w:t>
       </w:r>
-      <w:hyperlink w:history="1" r:id="rIde3rejmngp8j60oaltqgdn">
+      <w:hyperlink w:history="1" r:id="rIdr5lygah1fdufavgd8a4nf">
         <w:r>
           <w:rPr>
             <w:rStyle w:val="Hyperlink"/>

--- a/docs/developpement/phases/word/PHASE_19_FIDELITE_PARTIE_GESTION.docx
+++ b/docs/developpement/phases/word/PHASE_19_FIDELITE_PARTIE_GESTION.docx
@@ -20,7 +20,7 @@
       <w:r>
         <w:t xml:space="preserve">FlaiX Expert · dossier de développement · généré le 2026-10-04 depuis le dépôt </w:t>
       </w:r>
-      <w:hyperlink w:history="1" r:id="rId7uuq33ocflz2hqnytrewe">
+      <w:hyperlink w:history="1" r:id="rIdtqeqq6gmifexjisivn8wo">
         <w:r>
           <w:rPr>
             <w:rStyle w:val="Hyperlink"/>
@@ -718,7 +718,7 @@
           <w:numId w:val="2"/>
         </w:numPr>
       </w:pPr>
-      <w:hyperlink w:history="1" r:id="rIdtdguwwz6x-hiw_2ezwrmk">
+      <w:hyperlink w:history="1" r:id="rIdahioot6cbkhflxdnn1nhp">
         <w:r>
           <w:rPr>
             <w:rStyle w:val="Hyperlink"/>
@@ -738,7 +738,7 @@
           <w:numId w:val="2"/>
         </w:numPr>
       </w:pPr>
-      <w:hyperlink w:history="1" r:id="rIdjonvm1p4r02kxexlgmbnw">
+      <w:hyperlink w:history="1" r:id="rId9jxt3ntkxsoljxi-rehhc">
         <w:r>
           <w:rPr>
             <w:rStyle w:val="Hyperlink"/>
@@ -758,7 +758,7 @@
           <w:numId w:val="2"/>
         </w:numPr>
       </w:pPr>
-      <w:hyperlink w:history="1" r:id="rIdbhipasvtesqa50npqiewy">
+      <w:hyperlink w:history="1" r:id="rIdhtgd9xbqd5bpodmgph_wp">
         <w:r>
           <w:rPr>
             <w:rStyle w:val="Hyperlink"/>
@@ -806,7 +806,7 @@
       <w:r>
         <w:t xml:space="preserve"> — créé — </w:t>
       </w:r>
-      <w:hyperlink w:history="1" r:id="rIdibwet-wbpeythiljly6t1">
+      <w:hyperlink w:history="1" r:id="rIdrayuugf8wyyw4knrlmqvs">
         <w:r>
           <w:rPr>
             <w:rStyle w:val="Hyperlink"/>
@@ -843,7 +843,7 @@
       <w:r>
         <w:t xml:space="preserve"> — créé — </w:t>
       </w:r>
-      <w:hyperlink w:history="1" r:id="rIdxkm7mqbmfbawpk7w8mvzb">
+      <w:hyperlink w:history="1" r:id="rIdbnksawkhg66gn18g_lrge">
         <w:r>
           <w:rPr>
             <w:rStyle w:val="Hyperlink"/>
@@ -872,7 +872,7 @@
       <w:r>
         <w:t xml:space="preserve"> — créé — </w:t>
       </w:r>
-      <w:hyperlink w:history="1" r:id="rIdrso35zlsg_hsjoja_cajs">
+      <w:hyperlink w:history="1" r:id="rIdc7br59u5brum7xz6xufxt">
         <w:r>
           <w:rPr>
             <w:rStyle w:val="Hyperlink"/>
@@ -909,7 +909,7 @@
       <w:r>
         <w:t xml:space="preserve"> — créé — </w:t>
       </w:r>
-      <w:hyperlink w:history="1" r:id="rIdhjjqwuzkrir7xs6rlf9bq">
+      <w:hyperlink w:history="1" r:id="rIdvgyiqgklgsrev-igh1i-g">
         <w:r>
           <w:rPr>
             <w:rStyle w:val="Hyperlink"/>
@@ -938,7 +938,7 @@
       <w:r>
         <w:t xml:space="preserve"> — modifié — </w:t>
       </w:r>
-      <w:hyperlink w:history="1" r:id="rIdwsdpxbkaui_uqrozg2men">
+      <w:hyperlink w:history="1" r:id="rIdmey_vtw_iqu3xegbdmabu">
         <w:r>
           <w:rPr>
             <w:rStyle w:val="Hyperlink"/>
@@ -967,7 +967,7 @@
       <w:r>
         <w:t xml:space="preserve"> — modifié — </w:t>
       </w:r>
-      <w:hyperlink w:history="1" r:id="rIdnlnvdjmsso8qkzxf8qobi">
+      <w:hyperlink w:history="1" r:id="rIduxmglialpmwjxkyilvncc">
         <w:r>
           <w:rPr>
             <w:rStyle w:val="Hyperlink"/>
@@ -1004,7 +1004,7 @@
       <w:r>
         <w:t xml:space="preserve"> — créé — </w:t>
       </w:r>
-      <w:hyperlink w:history="1" r:id="rIdc2euv8smuognyxxr7txyj">
+      <w:hyperlink w:history="1" r:id="rIdf7p8bp37dzkuo8g4bi_63">
         <w:r>
           <w:rPr>
             <w:rStyle w:val="Hyperlink"/>
@@ -1033,7 +1033,7 @@
       <w:r>
         <w:t xml:space="preserve"> — modifié — </w:t>
       </w:r>
-      <w:hyperlink w:history="1" r:id="rId-0nh32o9jenf6gymz1yr3">
+      <w:hyperlink w:history="1" r:id="rId65q1qcbivetmoga3uhyfp">
         <w:r>
           <w:rPr>
             <w:rStyle w:val="Hyperlink"/>
@@ -1070,7 +1070,7 @@
       <w:r>
         <w:t xml:space="preserve"> — modifié — </w:t>
       </w:r>
-      <w:hyperlink w:history="1" r:id="rIdxtvpunsshz6z-sgd7pixl">
+      <w:hyperlink w:history="1" r:id="rId4angjhnb7yc9uerx5zhtg">
         <w:r>
           <w:rPr>
             <w:rStyle w:val="Hyperlink"/>
@@ -1099,7 +1099,7 @@
       <w:r>
         <w:t xml:space="preserve"> — modifié — </w:t>
       </w:r>
-      <w:hyperlink w:history="1" r:id="rIdkzgxfmxycg1uw8l0aaia5">
+      <w:hyperlink w:history="1" r:id="rIdxwfw1cfr8ev4ykrswcejw">
         <w:r>
           <w:rPr>
             <w:rStyle w:val="Hyperlink"/>
@@ -1128,7 +1128,7 @@
       <w:r>
         <w:t xml:space="preserve"> — créé — </w:t>
       </w:r>
-      <w:hyperlink w:history="1" r:id="rId7x3hvh7zvcrne36spczcd">
+      <w:hyperlink w:history="1" r:id="rIds50usumljvhsgoik59oc0">
         <w:r>
           <w:rPr>
             <w:rStyle w:val="Hyperlink"/>
@@ -1157,7 +1157,7 @@
       <w:r>
         <w:t xml:space="preserve"> — modifié — </w:t>
       </w:r>
-      <w:hyperlink w:history="1" r:id="rIdrviscnkruyhhccfpbe2mn">
+      <w:hyperlink w:history="1" r:id="rId9-df7s2ewvj_ffs_yurwn">
         <w:r>
           <w:rPr>
             <w:rStyle w:val="Hyperlink"/>
@@ -1194,7 +1194,7 @@
       <w:r>
         <w:t xml:space="preserve"> — modifié — </w:t>
       </w:r>
-      <w:hyperlink w:history="1" r:id="rIdeec30cio8eur7hg3zf_ov">
+      <w:hyperlink w:history="1" r:id="rId42ui1wmwp-9gneeedscen">
         <w:r>
           <w:rPr>
             <w:rStyle w:val="Hyperlink"/>
@@ -1223,7 +1223,7 @@
       <w:r>
         <w:t xml:space="preserve"> — modifié — </w:t>
       </w:r>
-      <w:hyperlink w:history="1" r:id="rIdg6vb1hzqksdazcxpdaqxn">
+      <w:hyperlink w:history="1" r:id="rIdrgviswfb2tgsnqe5tqpga">
         <w:r>
           <w:rPr>
             <w:rStyle w:val="Hyperlink"/>
@@ -1252,7 +1252,7 @@
       <w:r>
         <w:t xml:space="preserve"> — modifié — </w:t>
       </w:r>
-      <w:hyperlink w:history="1" r:id="rIdr5lygah1fdufavgd8a4nf">
+      <w:hyperlink w:history="1" r:id="rIdbjlvmsfppy6pqr9mdddnq">
         <w:r>
           <w:rPr>
             <w:rStyle w:val="Hyperlink"/>

--- a/docs/developpement/phases/word/PHASE_19_FIDELITE_PARTIE_GESTION.docx
+++ b/docs/developpement/phases/word/PHASE_19_FIDELITE_PARTIE_GESTION.docx
@@ -20,7 +20,7 @@
       <w:r>
         <w:t xml:space="preserve">FlaiX Expert · dossier de développement · généré le 2026-10-04 depuis le dépôt </w:t>
       </w:r>
-      <w:hyperlink w:history="1" r:id="rIdtqeqq6gmifexjisivn8wo">
+      <w:hyperlink w:history="1" r:id="rIdp5ise9z7udiqder0kbkrr">
         <w:r>
           <w:rPr>
             <w:rStyle w:val="Hyperlink"/>
@@ -718,7 +718,7 @@
           <w:numId w:val="2"/>
         </w:numPr>
       </w:pPr>
-      <w:hyperlink w:history="1" r:id="rIdahioot6cbkhflxdnn1nhp">
+      <w:hyperlink w:history="1" r:id="rIdlm2ipq7eskkwt1tkvtzam">
         <w:r>
           <w:rPr>
             <w:rStyle w:val="Hyperlink"/>
@@ -738,7 +738,7 @@
           <w:numId w:val="2"/>
         </w:numPr>
       </w:pPr>
-      <w:hyperlink w:history="1" r:id="rId9jxt3ntkxsoljxi-rehhc">
+      <w:hyperlink w:history="1" r:id="rIdhryae-azc7xg-owmmvnjw">
         <w:r>
           <w:rPr>
             <w:rStyle w:val="Hyperlink"/>
@@ -758,7 +758,7 @@
           <w:numId w:val="2"/>
         </w:numPr>
       </w:pPr>
-      <w:hyperlink w:history="1" r:id="rIdhtgd9xbqd5bpodmgph_wp">
+      <w:hyperlink w:history="1" r:id="rIdsh5cqkav-vekigjjnzfxw">
         <w:r>
           <w:rPr>
             <w:rStyle w:val="Hyperlink"/>
@@ -806,7 +806,7 @@
       <w:r>
         <w:t xml:space="preserve"> — créé — </w:t>
       </w:r>
-      <w:hyperlink w:history="1" r:id="rIdrayuugf8wyyw4knrlmqvs">
+      <w:hyperlink w:history="1" r:id="rIdtklrqyemcj8zwrdwqggdx">
         <w:r>
           <w:rPr>
             <w:rStyle w:val="Hyperlink"/>
@@ -843,7 +843,7 @@
       <w:r>
         <w:t xml:space="preserve"> — créé — </w:t>
       </w:r>
-      <w:hyperlink w:history="1" r:id="rIdbnksawkhg66gn18g_lrge">
+      <w:hyperlink w:history="1" r:id="rIdbnumc5hsd3tz6sbtcivu_">
         <w:r>
           <w:rPr>
             <w:rStyle w:val="Hyperlink"/>
@@ -872,7 +872,7 @@
       <w:r>
         <w:t xml:space="preserve"> — créé — </w:t>
       </w:r>
-      <w:hyperlink w:history="1" r:id="rIdc7br59u5brum7xz6xufxt">
+      <w:hyperlink w:history="1" r:id="rIdwagvr_w87dmhjf8dyp-pz">
         <w:r>
           <w:rPr>
             <w:rStyle w:val="Hyperlink"/>
@@ -909,7 +909,7 @@
       <w:r>
         <w:t xml:space="preserve"> — créé — </w:t>
       </w:r>
-      <w:hyperlink w:history="1" r:id="rIdvgyiqgklgsrev-igh1i-g">
+      <w:hyperlink w:history="1" r:id="rIdueqyjaf7zbxcq-pyw4l6q">
         <w:r>
           <w:rPr>
             <w:rStyle w:val="Hyperlink"/>
@@ -938,7 +938,7 @@
       <w:r>
         <w:t xml:space="preserve"> — modifié — </w:t>
       </w:r>
-      <w:hyperlink w:history="1" r:id="rIdmey_vtw_iqu3xegbdmabu">
+      <w:hyperlink w:history="1" r:id="rIdvupkami8wwcpjhz6o43tt">
         <w:r>
           <w:rPr>
             <w:rStyle w:val="Hyperlink"/>
@@ -967,7 +967,7 @@
       <w:r>
         <w:t xml:space="preserve"> — modifié — </w:t>
       </w:r>
-      <w:hyperlink w:history="1" r:id="rIduxmglialpmwjxkyilvncc">
+      <w:hyperlink w:history="1" r:id="rIdta699raabjfuo2yj4fvxd">
         <w:r>
           <w:rPr>
             <w:rStyle w:val="Hyperlink"/>
@@ -1004,7 +1004,7 @@
       <w:r>
         <w:t xml:space="preserve"> — créé — </w:t>
       </w:r>
-      <w:hyperlink w:history="1" r:id="rIdf7p8bp37dzkuo8g4bi_63">
+      <w:hyperlink w:history="1" r:id="rIdayebcdufclj1q8faolihc">
         <w:r>
           <w:rPr>
             <w:rStyle w:val="Hyperlink"/>
@@ -1033,7 +1033,7 @@
       <w:r>
         <w:t xml:space="preserve"> — modifié — </w:t>
       </w:r>
-      <w:hyperlink w:history="1" r:id="rId65q1qcbivetmoga3uhyfp">
+      <w:hyperlink w:history="1" r:id="rIdqhfbxia6ihyznyxitxyzt">
         <w:r>
           <w:rPr>
             <w:rStyle w:val="Hyperlink"/>
@@ -1070,7 +1070,7 @@
       <w:r>
         <w:t xml:space="preserve"> — modifié — </w:t>
       </w:r>
-      <w:hyperlink w:history="1" r:id="rId4angjhnb7yc9uerx5zhtg">
+      <w:hyperlink w:history="1" r:id="rIdnwxbbvmavjy6gf_4eqp8p">
         <w:r>
           <w:rPr>
             <w:rStyle w:val="Hyperlink"/>
@@ -1099,7 +1099,7 @@
       <w:r>
         <w:t xml:space="preserve"> — modifié — </w:t>
       </w:r>
-      <w:hyperlink w:history="1" r:id="rIdxwfw1cfr8ev4ykrswcejw">
+      <w:hyperlink w:history="1" r:id="rId2joc9klugotpbm76fnzog">
         <w:r>
           <w:rPr>
             <w:rStyle w:val="Hyperlink"/>
@@ -1128,7 +1128,7 @@
       <w:r>
         <w:t xml:space="preserve"> — créé — </w:t>
       </w:r>
-      <w:hyperlink w:history="1" r:id="rIds50usumljvhsgoik59oc0">
+      <w:hyperlink w:history="1" r:id="rIdwszlamrevktak7msrzek6">
         <w:r>
           <w:rPr>
             <w:rStyle w:val="Hyperlink"/>
@@ -1157,7 +1157,7 @@
       <w:r>
         <w:t xml:space="preserve"> — modifié — </w:t>
       </w:r>
-      <w:hyperlink w:history="1" r:id="rId9-df7s2ewvj_ffs_yurwn">
+      <w:hyperlink w:history="1" r:id="rIdfnxe53n0gixbckezq0hp1">
         <w:r>
           <w:rPr>
             <w:rStyle w:val="Hyperlink"/>
@@ -1194,7 +1194,7 @@
       <w:r>
         <w:t xml:space="preserve"> — modifié — </w:t>
       </w:r>
-      <w:hyperlink w:history="1" r:id="rId42ui1wmwp-9gneeedscen">
+      <w:hyperlink w:history="1" r:id="rId0dlixebuf6xwik1f3vlka">
         <w:r>
           <w:rPr>
             <w:rStyle w:val="Hyperlink"/>
@@ -1223,7 +1223,7 @@
       <w:r>
         <w:t xml:space="preserve"> — modifié — </w:t>
       </w:r>
-      <w:hyperlink w:history="1" r:id="rIdrgviswfb2tgsnqe5tqpga">
+      <w:hyperlink w:history="1" r:id="rIdfxzf_3zxsdofm57duukuo">
         <w:r>
           <w:rPr>
             <w:rStyle w:val="Hyperlink"/>
@@ -1252,7 +1252,7 @@
       <w:r>
         <w:t xml:space="preserve"> — modifié — </w:t>
       </w:r>
-      <w:hyperlink w:history="1" r:id="rIdbjlvmsfppy6pqr9mdddnq">
+      <w:hyperlink w:history="1" r:id="rId7vpscpkf_z9a0ookv35bk">
         <w:r>
           <w:rPr>
             <w:rStyle w:val="Hyperlink"/>

--- a/docs/developpement/phases/word/PHASE_19_FIDELITE_PARTIE_GESTION.docx
+++ b/docs/developpement/phases/word/PHASE_19_FIDELITE_PARTIE_GESTION.docx
@@ -18,9 +18,9 @@
         <w:shd w:fill="F6F3FF" w:color="auto" w:val="clear"/>
       </w:pPr>
       <w:r>
-        <w:t xml:space="preserve">FlaiX Expert · dossier de développement · généré le 2026-10-04 depuis le dépôt </w:t>
-      </w:r>
-      <w:hyperlink w:history="1" r:id="rIdp5ise9z7udiqder0kbkrr">
+        <w:t xml:space="preserve">FlaiX Expert · dossier de développement · généré le 2026-10-19 depuis le dépôt </w:t>
+      </w:r>
+      <w:hyperlink w:history="1" r:id="rIdmoxuo8pt3byi4ltjt1asa">
         <w:r>
           <w:rPr>
             <w:rStyle w:val="Hyperlink"/>
@@ -718,7 +718,7 @@
           <w:numId w:val="2"/>
         </w:numPr>
       </w:pPr>
-      <w:hyperlink w:history="1" r:id="rIdlm2ipq7eskkwt1tkvtzam">
+      <w:hyperlink w:history="1" r:id="rIdxq4mmatev_be9i8nhthme">
         <w:r>
           <w:rPr>
             <w:rStyle w:val="Hyperlink"/>
@@ -738,7 +738,7 @@
           <w:numId w:val="2"/>
         </w:numPr>
       </w:pPr>
-      <w:hyperlink w:history="1" r:id="rIdhryae-azc7xg-owmmvnjw">
+      <w:hyperlink w:history="1" r:id="rIdpvodwzbty0koc2p58j29i">
         <w:r>
           <w:rPr>
             <w:rStyle w:val="Hyperlink"/>
@@ -758,7 +758,7 @@
           <w:numId w:val="2"/>
         </w:numPr>
       </w:pPr>
-      <w:hyperlink w:history="1" r:id="rIdsh5cqkav-vekigjjnzfxw">
+      <w:hyperlink w:history="1" r:id="rIddhken6jrv-tqr5agj2yyk">
         <w:r>
           <w:rPr>
             <w:rStyle w:val="Hyperlink"/>
@@ -806,7 +806,7 @@
       <w:r>
         <w:t xml:space="preserve"> — créé — </w:t>
       </w:r>
-      <w:hyperlink w:history="1" r:id="rIdtklrqyemcj8zwrdwqggdx">
+      <w:hyperlink w:history="1" r:id="rId1gx2lwgiquzfg3k584oge">
         <w:r>
           <w:rPr>
             <w:rStyle w:val="Hyperlink"/>
@@ -843,7 +843,7 @@
       <w:r>
         <w:t xml:space="preserve"> — créé — </w:t>
       </w:r>
-      <w:hyperlink w:history="1" r:id="rIdbnumc5hsd3tz6sbtcivu_">
+      <w:hyperlink w:history="1" r:id="rIdipm84bofrop2o3ltlosng">
         <w:r>
           <w:rPr>
             <w:rStyle w:val="Hyperlink"/>
@@ -872,7 +872,7 @@
       <w:r>
         <w:t xml:space="preserve"> — créé — </w:t>
       </w:r>
-      <w:hyperlink w:history="1" r:id="rIdwagvr_w87dmhjf8dyp-pz">
+      <w:hyperlink w:history="1" r:id="rIdyugnoz7myvdypxxxyrbop">
         <w:r>
           <w:rPr>
             <w:rStyle w:val="Hyperlink"/>
@@ -909,7 +909,7 @@
       <w:r>
         <w:t xml:space="preserve"> — créé — </w:t>
       </w:r>
-      <w:hyperlink w:history="1" r:id="rIdueqyjaf7zbxcq-pyw4l6q">
+      <w:hyperlink w:history="1" r:id="rIdoi6katbcf-aqdwylul2ym">
         <w:r>
           <w:rPr>
             <w:rStyle w:val="Hyperlink"/>
@@ -938,7 +938,7 @@
       <w:r>
         <w:t xml:space="preserve"> — modifié — </w:t>
       </w:r>
-      <w:hyperlink w:history="1" r:id="rIdvupkami8wwcpjhz6o43tt">
+      <w:hyperlink w:history="1" r:id="rIdqfp-zucl183pyjdbxzpkr">
         <w:r>
           <w:rPr>
             <w:rStyle w:val="Hyperlink"/>
@@ -967,7 +967,7 @@
       <w:r>
         <w:t xml:space="preserve"> — modifié — </w:t>
       </w:r>
-      <w:hyperlink w:history="1" r:id="rIdta699raabjfuo2yj4fvxd">
+      <w:hyperlink w:history="1" r:id="rId8einpixpo249ebbsi5m_2">
         <w:r>
           <w:rPr>
             <w:rStyle w:val="Hyperlink"/>
@@ -1004,7 +1004,7 @@
       <w:r>
         <w:t xml:space="preserve"> — créé — </w:t>
       </w:r>
-      <w:hyperlink w:history="1" r:id="rIdayebcdufclj1q8faolihc">
+      <w:hyperlink w:history="1" r:id="rIdjhzvukjo0dsavswiblsir">
         <w:r>
           <w:rPr>
             <w:rStyle w:val="Hyperlink"/>
@@ -1033,7 +1033,7 @@
       <w:r>
         <w:t xml:space="preserve"> — modifié — </w:t>
       </w:r>
-      <w:hyperlink w:history="1" r:id="rIdqhfbxia6ihyznyxitxyzt">
+      <w:hyperlink w:history="1" r:id="rIdy7w5rch-oexubxkkaskwx">
         <w:r>
           <w:rPr>
             <w:rStyle w:val="Hyperlink"/>
@@ -1070,7 +1070,7 @@
       <w:r>
         <w:t xml:space="preserve"> — modifié — </w:t>
       </w:r>
-      <w:hyperlink w:history="1" r:id="rIdnwxbbvmavjy6gf_4eqp8p">
+      <w:hyperlink w:history="1" r:id="rId5diaixzq0hogs0frhwo8z">
         <w:r>
           <w:rPr>
             <w:rStyle w:val="Hyperlink"/>
@@ -1099,7 +1099,7 @@
       <w:r>
         <w:t xml:space="preserve"> — modifié — </w:t>
       </w:r>
-      <w:hyperlink w:history="1" r:id="rId2joc9klugotpbm76fnzog">
+      <w:hyperlink w:history="1" r:id="rIdaxlyjs3nnt7d3b_nfcfii">
         <w:r>
           <w:rPr>
             <w:rStyle w:val="Hyperlink"/>
@@ -1128,7 +1128,7 @@
       <w:r>
         <w:t xml:space="preserve"> — créé — </w:t>
       </w:r>
-      <w:hyperlink w:history="1" r:id="rIdwszlamrevktak7msrzek6">
+      <w:hyperlink w:history="1" r:id="rIdogg50gy42ufyi_jzryamc">
         <w:r>
           <w:rPr>
             <w:rStyle w:val="Hyperlink"/>
@@ -1157,7 +1157,7 @@
       <w:r>
         <w:t xml:space="preserve"> — modifié — </w:t>
       </w:r>
-      <w:hyperlink w:history="1" r:id="rIdfnxe53n0gixbckezq0hp1">
+      <w:hyperlink w:history="1" r:id="rIdph6znfbj2wujhjtpdc8pd">
         <w:r>
           <w:rPr>
             <w:rStyle w:val="Hyperlink"/>
@@ -1194,7 +1194,7 @@
       <w:r>
         <w:t xml:space="preserve"> — modifié — </w:t>
       </w:r>
-      <w:hyperlink w:history="1" r:id="rId0dlixebuf6xwik1f3vlka">
+      <w:hyperlink w:history="1" r:id="rIdefoecfxg45jlwvtlfxvuu">
         <w:r>
           <w:rPr>
             <w:rStyle w:val="Hyperlink"/>
@@ -1223,7 +1223,7 @@
       <w:r>
         <w:t xml:space="preserve"> — modifié — </w:t>
       </w:r>
-      <w:hyperlink w:history="1" r:id="rIdfxzf_3zxsdofm57duukuo">
+      <w:hyperlink w:history="1" r:id="rIdj4wgwgoskdoequ-bcwizj">
         <w:r>
           <w:rPr>
             <w:rStyle w:val="Hyperlink"/>
@@ -1252,7 +1252,7 @@
       <w:r>
         <w:t xml:space="preserve"> — modifié — </w:t>
       </w:r>
-      <w:hyperlink w:history="1" r:id="rId7vpscpkf_z9a0ookv35bk">
+      <w:hyperlink w:history="1" r:id="rIdfdgxizoxln7wsyt-jgzip">
         <w:r>
           <w:rPr>
             <w:rStyle w:val="Hyperlink"/>

--- a/docs/developpement/phases/word/PHASE_19_FIDELITE_PARTIE_GESTION.docx
+++ b/docs/developpement/phases/word/PHASE_19_FIDELITE_PARTIE_GESTION.docx
@@ -20,7 +20,7 @@
       <w:r>
         <w:t xml:space="preserve">FlaiX Expert · dossier de développement · généré le 2026-10-19 depuis le dépôt </w:t>
       </w:r>
-      <w:hyperlink w:history="1" r:id="rIdmoxuo8pt3byi4ltjt1asa">
+      <w:hyperlink w:history="1" r:id="rId8k4bebtxq5d1jpkjktamv">
         <w:r>
           <w:rPr>
             <w:rStyle w:val="Hyperlink"/>
@@ -718,7 +718,7 @@
           <w:numId w:val="2"/>
         </w:numPr>
       </w:pPr>
-      <w:hyperlink w:history="1" r:id="rIdxq4mmatev_be9i8nhthme">
+      <w:hyperlink w:history="1" r:id="rId1e2x8gdd-ovttqdwpsnss">
         <w:r>
           <w:rPr>
             <w:rStyle w:val="Hyperlink"/>
@@ -738,7 +738,7 @@
           <w:numId w:val="2"/>
         </w:numPr>
       </w:pPr>
-      <w:hyperlink w:history="1" r:id="rIdpvodwzbty0koc2p58j29i">
+      <w:hyperlink w:history="1" r:id="rIdlnrfprhth_pby8evxot7f">
         <w:r>
           <w:rPr>
             <w:rStyle w:val="Hyperlink"/>
@@ -758,7 +758,7 @@
           <w:numId w:val="2"/>
         </w:numPr>
       </w:pPr>
-      <w:hyperlink w:history="1" r:id="rIddhken6jrv-tqr5agj2yyk">
+      <w:hyperlink w:history="1" r:id="rIdbcvemetenqp9tefydiitn">
         <w:r>
           <w:rPr>
             <w:rStyle w:val="Hyperlink"/>
@@ -806,7 +806,7 @@
       <w:r>
         <w:t xml:space="preserve"> — créé — </w:t>
       </w:r>
-      <w:hyperlink w:history="1" r:id="rId1gx2lwgiquzfg3k584oge">
+      <w:hyperlink w:history="1" r:id="rIdpadizqgo0lubrwyhpm87p">
         <w:r>
           <w:rPr>
             <w:rStyle w:val="Hyperlink"/>
@@ -843,7 +843,7 @@
       <w:r>
         <w:t xml:space="preserve"> — créé — </w:t>
       </w:r>
-      <w:hyperlink w:history="1" r:id="rIdipm84bofrop2o3ltlosng">
+      <w:hyperlink w:history="1" r:id="rIdix6kjpyhzudjosdidxzwu">
         <w:r>
           <w:rPr>
             <w:rStyle w:val="Hyperlink"/>
@@ -872,7 +872,7 @@
       <w:r>
         <w:t xml:space="preserve"> — créé — </w:t>
       </w:r>
-      <w:hyperlink w:history="1" r:id="rIdyugnoz7myvdypxxxyrbop">
+      <w:hyperlink w:history="1" r:id="rIdxnbhkejwvlqyttpa5t-3q">
         <w:r>
           <w:rPr>
             <w:rStyle w:val="Hyperlink"/>
@@ -909,7 +909,7 @@
       <w:r>
         <w:t xml:space="preserve"> — créé — </w:t>
       </w:r>
-      <w:hyperlink w:history="1" r:id="rIdoi6katbcf-aqdwylul2ym">
+      <w:hyperlink w:history="1" r:id="rIdjafbz3ige1dysramubufh">
         <w:r>
           <w:rPr>
             <w:rStyle w:val="Hyperlink"/>
@@ -938,7 +938,7 @@
       <w:r>
         <w:t xml:space="preserve"> — modifié — </w:t>
       </w:r>
-      <w:hyperlink w:history="1" r:id="rIdqfp-zucl183pyjdbxzpkr">
+      <w:hyperlink w:history="1" r:id="rIdtgtigoyr6yqutfcyyjyyk">
         <w:r>
           <w:rPr>
             <w:rStyle w:val="Hyperlink"/>
@@ -967,7 +967,7 @@
       <w:r>
         <w:t xml:space="preserve"> — modifié — </w:t>
       </w:r>
-      <w:hyperlink w:history="1" r:id="rId8einpixpo249ebbsi5m_2">
+      <w:hyperlink w:history="1" r:id="rId1xmqez7xm5gmja005xrni">
         <w:r>
           <w:rPr>
             <w:rStyle w:val="Hyperlink"/>
@@ -1004,7 +1004,7 @@
       <w:r>
         <w:t xml:space="preserve"> — créé — </w:t>
       </w:r>
-      <w:hyperlink w:history="1" r:id="rIdjhzvukjo0dsavswiblsir">
+      <w:hyperlink w:history="1" r:id="rIdvtcrqqvirg_5zhyxb56od">
         <w:r>
           <w:rPr>
             <w:rStyle w:val="Hyperlink"/>
@@ -1033,7 +1033,7 @@
       <w:r>
         <w:t xml:space="preserve"> — modifié — </w:t>
       </w:r>
-      <w:hyperlink w:history="1" r:id="rIdy7w5rch-oexubxkkaskwx">
+      <w:hyperlink w:history="1" r:id="rIdl35qvqpbnmcyj2wcixu9q">
         <w:r>
           <w:rPr>
             <w:rStyle w:val="Hyperlink"/>
@@ -1070,7 +1070,7 @@
       <w:r>
         <w:t xml:space="preserve"> — modifié — </w:t>
       </w:r>
-      <w:hyperlink w:history="1" r:id="rId5diaixzq0hogs0frhwo8z">
+      <w:hyperlink w:history="1" r:id="rId3hlmgfyqiyrynkvxubixy">
         <w:r>
           <w:rPr>
             <w:rStyle w:val="Hyperlink"/>
@@ -1099,7 +1099,7 @@
       <w:r>
         <w:t xml:space="preserve"> — modifié — </w:t>
       </w:r>
-      <w:hyperlink w:history="1" r:id="rIdaxlyjs3nnt7d3b_nfcfii">
+      <w:hyperlink w:history="1" r:id="rIdd-sbqu3wyzhsim_kybxkj">
         <w:r>
           <w:rPr>
             <w:rStyle w:val="Hyperlink"/>
@@ -1128,7 +1128,7 @@
       <w:r>
         <w:t xml:space="preserve"> — créé — </w:t>
       </w:r>
-      <w:hyperlink w:history="1" r:id="rIdogg50gy42ufyi_jzryamc">
+      <w:hyperlink w:history="1" r:id="rIdcglt_v0gxlxk8vjdxvrml">
         <w:r>
           <w:rPr>
             <w:rStyle w:val="Hyperlink"/>
@@ -1157,7 +1157,7 @@
       <w:r>
         <w:t xml:space="preserve"> — modifié — </w:t>
       </w:r>
-      <w:hyperlink w:history="1" r:id="rIdph6znfbj2wujhjtpdc8pd">
+      <w:hyperlink w:history="1" r:id="rIdt7zh0p0e-oiy-2l2de3mt">
         <w:r>
           <w:rPr>
             <w:rStyle w:val="Hyperlink"/>
@@ -1194,7 +1194,7 @@
       <w:r>
         <w:t xml:space="preserve"> — modifié — </w:t>
       </w:r>
-      <w:hyperlink w:history="1" r:id="rIdefoecfxg45jlwvtlfxvuu">
+      <w:hyperlink w:history="1" r:id="rIdfkdyelnho7aoqse4q74ze">
         <w:r>
           <w:rPr>
             <w:rStyle w:val="Hyperlink"/>
@@ -1223,7 +1223,7 @@
       <w:r>
         <w:t xml:space="preserve"> — modifié — </w:t>
       </w:r>
-      <w:hyperlink w:history="1" r:id="rIdj4wgwgoskdoequ-bcwizj">
+      <w:hyperlink w:history="1" r:id="rIddfli50s3ipjrnms0h8kye">
         <w:r>
           <w:rPr>
             <w:rStyle w:val="Hyperlink"/>
@@ -1252,7 +1252,7 @@
       <w:r>
         <w:t xml:space="preserve"> — modifié — </w:t>
       </w:r>
-      <w:hyperlink w:history="1" r:id="rIdfdgxizoxln7wsyt-jgzip">
+      <w:hyperlink w:history="1" r:id="rId4oz2xa-yfxo2nvc3dffig">
         <w:r>
           <w:rPr>
             <w:rStyle w:val="Hyperlink"/>

--- a/docs/developpement/phases/word/PHASE_19_FIDELITE_PARTIE_GESTION.docx
+++ b/docs/developpement/phases/word/PHASE_19_FIDELITE_PARTIE_GESTION.docx
@@ -20,7 +20,7 @@
       <w:r>
         <w:t xml:space="preserve">FlaiX Expert · dossier de développement · généré le 2026-10-19 depuis le dépôt </w:t>
       </w:r>
-      <w:hyperlink w:history="1" r:id="rId8k4bebtxq5d1jpkjktamv">
+      <w:hyperlink w:history="1" r:id="rId4tfiaulool4x_s1noetyr">
         <w:r>
           <w:rPr>
             <w:rStyle w:val="Hyperlink"/>
@@ -718,7 +718,7 @@
           <w:numId w:val="2"/>
         </w:numPr>
       </w:pPr>
-      <w:hyperlink w:history="1" r:id="rId1e2x8gdd-ovttqdwpsnss">
+      <w:hyperlink w:history="1" r:id="rId6gutdf5ge92jyfenvxrqr">
         <w:r>
           <w:rPr>
             <w:rStyle w:val="Hyperlink"/>
@@ -738,7 +738,7 @@
           <w:numId w:val="2"/>
         </w:numPr>
       </w:pPr>
-      <w:hyperlink w:history="1" r:id="rIdlnrfprhth_pby8evxot7f">
+      <w:hyperlink w:history="1" r:id="rIdz_pmfo_u9fiajnocwj8gp">
         <w:r>
           <w:rPr>
             <w:rStyle w:val="Hyperlink"/>
@@ -758,7 +758,7 @@
           <w:numId w:val="2"/>
         </w:numPr>
       </w:pPr>
-      <w:hyperlink w:history="1" r:id="rIdbcvemetenqp9tefydiitn">
+      <w:hyperlink w:history="1" r:id="rIdgi7nwrh6_e9ylpf_mhrxq">
         <w:r>
           <w:rPr>
             <w:rStyle w:val="Hyperlink"/>
@@ -806,7 +806,7 @@
       <w:r>
         <w:t xml:space="preserve"> — créé — </w:t>
       </w:r>
-      <w:hyperlink w:history="1" r:id="rIdpadizqgo0lubrwyhpm87p">
+      <w:hyperlink w:history="1" r:id="rIdvu9mfd_y5tk-vvaj4dadl">
         <w:r>
           <w:rPr>
             <w:rStyle w:val="Hyperlink"/>
@@ -843,7 +843,7 @@
       <w:r>
         <w:t xml:space="preserve"> — créé — </w:t>
       </w:r>
-      <w:hyperlink w:history="1" r:id="rIdix6kjpyhzudjosdidxzwu">
+      <w:hyperlink w:history="1" r:id="rId8hwtwlt6bwey5_zveecbj">
         <w:r>
           <w:rPr>
             <w:rStyle w:val="Hyperlink"/>
@@ -872,7 +872,7 @@
       <w:r>
         <w:t xml:space="preserve"> — créé — </w:t>
       </w:r>
-      <w:hyperlink w:history="1" r:id="rIdxnbhkejwvlqyttpa5t-3q">
+      <w:hyperlink w:history="1" r:id="rIdbgdw9w8jbx-xyshturjde">
         <w:r>
           <w:rPr>
             <w:rStyle w:val="Hyperlink"/>
@@ -909,7 +909,7 @@
       <w:r>
         <w:t xml:space="preserve"> — créé — </w:t>
       </w:r>
-      <w:hyperlink w:history="1" r:id="rIdjafbz3ige1dysramubufh">
+      <w:hyperlink w:history="1" r:id="rIdoikyjov-7vpnpjnge7qjj">
         <w:r>
           <w:rPr>
             <w:rStyle w:val="Hyperlink"/>
@@ -938,7 +938,7 @@
       <w:r>
         <w:t xml:space="preserve"> — modifié — </w:t>
       </w:r>
-      <w:hyperlink w:history="1" r:id="rIdtgtigoyr6yqutfcyyjyyk">
+      <w:hyperlink w:history="1" r:id="rIdfyjbijwohom0nyblkip2i">
         <w:r>
           <w:rPr>
             <w:rStyle w:val="Hyperlink"/>
@@ -967,7 +967,7 @@
       <w:r>
         <w:t xml:space="preserve"> — modifié — </w:t>
       </w:r>
-      <w:hyperlink w:history="1" r:id="rId1xmqez7xm5gmja005xrni">
+      <w:hyperlink w:history="1" r:id="rId2fs_9o_mwjps7weuycqmj">
         <w:r>
           <w:rPr>
             <w:rStyle w:val="Hyperlink"/>
@@ -1004,7 +1004,7 @@
       <w:r>
         <w:t xml:space="preserve"> — créé — </w:t>
       </w:r>
-      <w:hyperlink w:history="1" r:id="rIdvtcrqqvirg_5zhyxb56od">
+      <w:hyperlink w:history="1" r:id="rIdhkbzbniuoqadtxgjarnbj">
         <w:r>
           <w:rPr>
             <w:rStyle w:val="Hyperlink"/>
@@ -1033,7 +1033,7 @@
       <w:r>
         <w:t xml:space="preserve"> — modifié — </w:t>
       </w:r>
-      <w:hyperlink w:history="1" r:id="rIdl35qvqpbnmcyj2wcixu9q">
+      <w:hyperlink w:history="1" r:id="rIdgounahh4x43zzyxnz0w4u">
         <w:r>
           <w:rPr>
             <w:rStyle w:val="Hyperlink"/>
@@ -1070,7 +1070,7 @@
       <w:r>
         <w:t xml:space="preserve"> — modifié — </w:t>
       </w:r>
-      <w:hyperlink w:history="1" r:id="rId3hlmgfyqiyrynkvxubixy">
+      <w:hyperlink w:history="1" r:id="rIdxqsd8s5q3q8zgervrc6ji">
         <w:r>
           <w:rPr>
             <w:rStyle w:val="Hyperlink"/>
@@ -1099,7 +1099,7 @@
       <w:r>
         <w:t xml:space="preserve"> — modifié — </w:t>
       </w:r>
-      <w:hyperlink w:history="1" r:id="rIdd-sbqu3wyzhsim_kybxkj">
+      <w:hyperlink w:history="1" r:id="rIdaj8tffpzf5qknquaohjns">
         <w:r>
           <w:rPr>
             <w:rStyle w:val="Hyperlink"/>
@@ -1128,7 +1128,7 @@
       <w:r>
         <w:t xml:space="preserve"> — créé — </w:t>
       </w:r>
-      <w:hyperlink w:history="1" r:id="rIdcglt_v0gxlxk8vjdxvrml">
+      <w:hyperlink w:history="1" r:id="rIdvanslsgi8ap6sxuyqlej3">
         <w:r>
           <w:rPr>
             <w:rStyle w:val="Hyperlink"/>
@@ -1157,7 +1157,7 @@
       <w:r>
         <w:t xml:space="preserve"> — modifié — </w:t>
       </w:r>
-      <w:hyperlink w:history="1" r:id="rIdt7zh0p0e-oiy-2l2de3mt">
+      <w:hyperlink w:history="1" r:id="rIdacr1gmahhpdblbwobygrj">
         <w:r>
           <w:rPr>
             <w:rStyle w:val="Hyperlink"/>
@@ -1194,7 +1194,7 @@
       <w:r>
         <w:t xml:space="preserve"> — modifié — </w:t>
       </w:r>
-      <w:hyperlink w:history="1" r:id="rIdfkdyelnho7aoqse4q74ze">
+      <w:hyperlink w:history="1" r:id="rIdzbvgimzmezqamk2m53bng">
         <w:r>
           <w:rPr>
             <w:rStyle w:val="Hyperlink"/>
@@ -1223,7 +1223,7 @@
       <w:r>
         <w:t xml:space="preserve"> — modifié — </w:t>
       </w:r>
-      <w:hyperlink w:history="1" r:id="rIddfli50s3ipjrnms0h8kye">
+      <w:hyperlink w:history="1" r:id="rIdwmvf0culenojkyqkwmsou">
         <w:r>
           <w:rPr>
             <w:rStyle w:val="Hyperlink"/>
@@ -1252,7 +1252,7 @@
       <w:r>
         <w:t xml:space="preserve"> — modifié — </w:t>
       </w:r>
-      <w:hyperlink w:history="1" r:id="rId4oz2xa-yfxo2nvc3dffig">
+      <w:hyperlink w:history="1" r:id="rId6tjw1nyhyc4ddosbphm_2">
         <w:r>
           <w:rPr>
             <w:rStyle w:val="Hyperlink"/>

--- a/docs/developpement/phases/word/PHASE_19_FIDELITE_PARTIE_GESTION.docx
+++ b/docs/developpement/phases/word/PHASE_19_FIDELITE_PARTIE_GESTION.docx
@@ -20,7 +20,7 @@
       <w:r>
         <w:t xml:space="preserve">FlaiX Expert · dossier de développement · généré le 2026-10-19 depuis le dépôt </w:t>
       </w:r>
-      <w:hyperlink w:history="1" r:id="rId4tfiaulool4x_s1noetyr">
+      <w:hyperlink w:history="1" r:id="rIddl2m5smjtqypvxht2zhht">
         <w:r>
           <w:rPr>
             <w:rStyle w:val="Hyperlink"/>
@@ -718,7 +718,7 @@
           <w:numId w:val="2"/>
         </w:numPr>
       </w:pPr>
-      <w:hyperlink w:history="1" r:id="rId6gutdf5ge92jyfenvxrqr">
+      <w:hyperlink w:history="1" r:id="rIdnzhche4g_riowr4vl5xin">
         <w:r>
           <w:rPr>
             <w:rStyle w:val="Hyperlink"/>
@@ -738,7 +738,7 @@
           <w:numId w:val="2"/>
         </w:numPr>
       </w:pPr>
-      <w:hyperlink w:history="1" r:id="rIdz_pmfo_u9fiajnocwj8gp">
+      <w:hyperlink w:history="1" r:id="rIdhqm28exkd1vhzpkm8cprb">
         <w:r>
           <w:rPr>
             <w:rStyle w:val="Hyperlink"/>
@@ -758,7 +758,7 @@
           <w:numId w:val="2"/>
         </w:numPr>
       </w:pPr>
-      <w:hyperlink w:history="1" r:id="rIdgi7nwrh6_e9ylpf_mhrxq">
+      <w:hyperlink w:history="1" r:id="rIdqyhyau12gpxiofgnyu1lb">
         <w:r>
           <w:rPr>
             <w:rStyle w:val="Hyperlink"/>
@@ -806,7 +806,7 @@
       <w:r>
         <w:t xml:space="preserve"> — créé — </w:t>
       </w:r>
-      <w:hyperlink w:history="1" r:id="rIdvu9mfd_y5tk-vvaj4dadl">
+      <w:hyperlink w:history="1" r:id="rIdluafgyqh7dqc5pwgxxw32">
         <w:r>
           <w:rPr>
             <w:rStyle w:val="Hyperlink"/>
@@ -843,7 +843,7 @@
       <w:r>
         <w:t xml:space="preserve"> — créé — </w:t>
       </w:r>
-      <w:hyperlink w:history="1" r:id="rId8hwtwlt6bwey5_zveecbj">
+      <w:hyperlink w:history="1" r:id="rIdvkkov-trnlhbm7raqoosj">
         <w:r>
           <w:rPr>
             <w:rStyle w:val="Hyperlink"/>
@@ -872,7 +872,7 @@
       <w:r>
         <w:t xml:space="preserve"> — créé — </w:t>
       </w:r>
-      <w:hyperlink w:history="1" r:id="rIdbgdw9w8jbx-xyshturjde">
+      <w:hyperlink w:history="1" r:id="rId5vy4wdihr5n1dk8x8prpl">
         <w:r>
           <w:rPr>
             <w:rStyle w:val="Hyperlink"/>
@@ -909,7 +909,7 @@
       <w:r>
         <w:t xml:space="preserve"> — créé — </w:t>
       </w:r>
-      <w:hyperlink w:history="1" r:id="rIdoikyjov-7vpnpjnge7qjj">
+      <w:hyperlink w:history="1" r:id="rIdzykxbo6evq_kgblast9it">
         <w:r>
           <w:rPr>
             <w:rStyle w:val="Hyperlink"/>
@@ -938,7 +938,7 @@
       <w:r>
         <w:t xml:space="preserve"> — modifié — </w:t>
       </w:r>
-      <w:hyperlink w:history="1" r:id="rIdfyjbijwohom0nyblkip2i">
+      <w:hyperlink w:history="1" r:id="rIde_j5ooflhegrvkpj1lxws">
         <w:r>
           <w:rPr>
             <w:rStyle w:val="Hyperlink"/>
@@ -967,7 +967,7 @@
       <w:r>
         <w:t xml:space="preserve"> — modifié — </w:t>
       </w:r>
-      <w:hyperlink w:history="1" r:id="rId2fs_9o_mwjps7weuycqmj">
+      <w:hyperlink w:history="1" r:id="rIdklq1na5tj0isqt7lshydw">
         <w:r>
           <w:rPr>
             <w:rStyle w:val="Hyperlink"/>
@@ -1004,7 +1004,7 @@
       <w:r>
         <w:t xml:space="preserve"> — créé — </w:t>
       </w:r>
-      <w:hyperlink w:history="1" r:id="rIdhkbzbniuoqadtxgjarnbj">
+      <w:hyperlink w:history="1" r:id="rId9obyb0az_zjaph5slxcu3">
         <w:r>
           <w:rPr>
             <w:rStyle w:val="Hyperlink"/>
@@ -1033,7 +1033,7 @@
       <w:r>
         <w:t xml:space="preserve"> — modifié — </w:t>
       </w:r>
-      <w:hyperlink w:history="1" r:id="rIdgounahh4x43zzyxnz0w4u">
+      <w:hyperlink w:history="1" r:id="rId_qfwjwjdaufzymglk-4uf">
         <w:r>
           <w:rPr>
             <w:rStyle w:val="Hyperlink"/>
@@ -1070,7 +1070,7 @@
       <w:r>
         <w:t xml:space="preserve"> — modifié — </w:t>
       </w:r>
-      <w:hyperlink w:history="1" r:id="rIdxqsd8s5q3q8zgervrc6ji">
+      <w:hyperlink w:history="1" r:id="rIdbhldja4nr51rfxlybxjlk">
         <w:r>
           <w:rPr>
             <w:rStyle w:val="Hyperlink"/>
@@ -1099,7 +1099,7 @@
       <w:r>
         <w:t xml:space="preserve"> — modifié — </w:t>
       </w:r>
-      <w:hyperlink w:history="1" r:id="rIdaj8tffpzf5qknquaohjns">
+      <w:hyperlink w:history="1" r:id="rIdqb8uymydr28uzumbyzz3n">
         <w:r>
           <w:rPr>
             <w:rStyle w:val="Hyperlink"/>
@@ -1128,7 +1128,7 @@
       <w:r>
         <w:t xml:space="preserve"> — créé — </w:t>
       </w:r>
-      <w:hyperlink w:history="1" r:id="rIdvanslsgi8ap6sxuyqlej3">
+      <w:hyperlink w:history="1" r:id="rIdoibm20kjxujgrwraex1rh">
         <w:r>
           <w:rPr>
             <w:rStyle w:val="Hyperlink"/>
@@ -1157,7 +1157,7 @@
       <w:r>
         <w:t xml:space="preserve"> — modifié — </w:t>
       </w:r>
-      <w:hyperlink w:history="1" r:id="rIdacr1gmahhpdblbwobygrj">
+      <w:hyperlink w:history="1" r:id="rIdxhkxyxo6_7sy1-ereu5tz">
         <w:r>
           <w:rPr>
             <w:rStyle w:val="Hyperlink"/>
@@ -1194,7 +1194,7 @@
       <w:r>
         <w:t xml:space="preserve"> — modifié — </w:t>
       </w:r>
-      <w:hyperlink w:history="1" r:id="rIdzbvgimzmezqamk2m53bng">
+      <w:hyperlink w:history="1" r:id="rIdogbkhkp9ienygso3-tgv_">
         <w:r>
           <w:rPr>
             <w:rStyle w:val="Hyperlink"/>
@@ -1223,7 +1223,7 @@
       <w:r>
         <w:t xml:space="preserve"> — modifié — </w:t>
       </w:r>
-      <w:hyperlink w:history="1" r:id="rIdwmvf0culenojkyqkwmsou">
+      <w:hyperlink w:history="1" r:id="rIdfuemlqx3momgmjjzryj3_">
         <w:r>
           <w:rPr>
             <w:rStyle w:val="Hyperlink"/>
@@ -1252,7 +1252,7 @@
       <w:r>
         <w:t xml:space="preserve"> — modifié — </w:t>
       </w:r>
-      <w:hyperlink w:history="1" r:id="rId6tjw1nyhyc4ddosbphm_2">
+      <w:hyperlink w:history="1" r:id="rIdcgjcy8vwazgfm3ltejivt">
         <w:r>
           <w:rPr>
             <w:rStyle w:val="Hyperlink"/>

--- a/docs/developpement/phases/word/PHASE_19_FIDELITE_PARTIE_GESTION.docx
+++ b/docs/developpement/phases/word/PHASE_19_FIDELITE_PARTIE_GESTION.docx
@@ -20,7 +20,7 @@
       <w:r>
         <w:t xml:space="preserve">FlaiX Expert · dossier de développement · généré le 2026-10-19 depuis le dépôt </w:t>
       </w:r>
-      <w:hyperlink w:history="1" r:id="rIddl2m5smjtqypvxht2zhht">
+      <w:hyperlink w:history="1" r:id="rIdso2wa9qwpfrw7emai0h1o">
         <w:r>
           <w:rPr>
             <w:rStyle w:val="Hyperlink"/>
@@ -718,7 +718,7 @@
           <w:numId w:val="2"/>
         </w:numPr>
       </w:pPr>
-      <w:hyperlink w:history="1" r:id="rIdnzhche4g_riowr4vl5xin">
+      <w:hyperlink w:history="1" r:id="rIdm3v5ikwqivnklh1emu-im">
         <w:r>
           <w:rPr>
             <w:rStyle w:val="Hyperlink"/>
@@ -738,7 +738,7 @@
           <w:numId w:val="2"/>
         </w:numPr>
       </w:pPr>
-      <w:hyperlink w:history="1" r:id="rIdhqm28exkd1vhzpkm8cprb">
+      <w:hyperlink w:history="1" r:id="rIdhm2ll9jhitbi_5raevksf">
         <w:r>
           <w:rPr>
             <w:rStyle w:val="Hyperlink"/>
@@ -758,7 +758,7 @@
           <w:numId w:val="2"/>
         </w:numPr>
       </w:pPr>
-      <w:hyperlink w:history="1" r:id="rIdqyhyau12gpxiofgnyu1lb">
+      <w:hyperlink w:history="1" r:id="rIdhh3cvzonefyacsey8kj02">
         <w:r>
           <w:rPr>
             <w:rStyle w:val="Hyperlink"/>
@@ -806,7 +806,7 @@
       <w:r>
         <w:t xml:space="preserve"> — créé — </w:t>
       </w:r>
-      <w:hyperlink w:history="1" r:id="rIdluafgyqh7dqc5pwgxxw32">
+      <w:hyperlink w:history="1" r:id="rIdubro61dqxcvu46cd9ynji">
         <w:r>
           <w:rPr>
             <w:rStyle w:val="Hyperlink"/>
@@ -843,7 +843,7 @@
       <w:r>
         <w:t xml:space="preserve"> — créé — </w:t>
       </w:r>
-      <w:hyperlink w:history="1" r:id="rIdvkkov-trnlhbm7raqoosj">
+      <w:hyperlink w:history="1" r:id="rIdb7jrv2l5gmv0yp9i-mkbe">
         <w:r>
           <w:rPr>
             <w:rStyle w:val="Hyperlink"/>
@@ -872,7 +872,7 @@
       <w:r>
         <w:t xml:space="preserve"> — créé — </w:t>
       </w:r>
-      <w:hyperlink w:history="1" r:id="rId5vy4wdihr5n1dk8x8prpl">
+      <w:hyperlink w:history="1" r:id="rIdmeig2fu9g-gd9q69wcwlm">
         <w:r>
           <w:rPr>
             <w:rStyle w:val="Hyperlink"/>
@@ -909,7 +909,7 @@
       <w:r>
         <w:t xml:space="preserve"> — créé — </w:t>
       </w:r>
-      <w:hyperlink w:history="1" r:id="rIdzykxbo6evq_kgblast9it">
+      <w:hyperlink w:history="1" r:id="rIddfdylmnhxwe7y9usnivxw">
         <w:r>
           <w:rPr>
             <w:rStyle w:val="Hyperlink"/>
@@ -938,7 +938,7 @@
       <w:r>
         <w:t xml:space="preserve"> — modifié — </w:t>
       </w:r>
-      <w:hyperlink w:history="1" r:id="rIde_j5ooflhegrvkpj1lxws">
+      <w:hyperlink w:history="1" r:id="rIdtqpx3ygy3t6vn-ugaar0c">
         <w:r>
           <w:rPr>
             <w:rStyle w:val="Hyperlink"/>
@@ -967,7 +967,7 @@
       <w:r>
         <w:t xml:space="preserve"> — modifié — </w:t>
       </w:r>
-      <w:hyperlink w:history="1" r:id="rIdklq1na5tj0isqt7lshydw">
+      <w:hyperlink w:history="1" r:id="rIdcx0mec0y5faukopmwnx5z">
         <w:r>
           <w:rPr>
             <w:rStyle w:val="Hyperlink"/>
@@ -1004,7 +1004,7 @@
       <w:r>
         <w:t xml:space="preserve"> — créé — </w:t>
       </w:r>
-      <w:hyperlink w:history="1" r:id="rId9obyb0az_zjaph5slxcu3">
+      <w:hyperlink w:history="1" r:id="rIdcg89ppp9g0unlczdpvb1z">
         <w:r>
           <w:rPr>
             <w:rStyle w:val="Hyperlink"/>
@@ -1033,7 +1033,7 @@
       <w:r>
         <w:t xml:space="preserve"> — modifié — </w:t>
       </w:r>
-      <w:hyperlink w:history="1" r:id="rId_qfwjwjdaufzymglk-4uf">
+      <w:hyperlink w:history="1" r:id="rIdeayfl-l6b0kn5hi3h9d9n">
         <w:r>
           <w:rPr>
             <w:rStyle w:val="Hyperlink"/>
@@ -1070,7 +1070,7 @@
       <w:r>
         <w:t xml:space="preserve"> — modifié — </w:t>
       </w:r>
-      <w:hyperlink w:history="1" r:id="rIdbhldja4nr51rfxlybxjlk">
+      <w:hyperlink w:history="1" r:id="rIdhgl2rj4ujaw4ggzwael24">
         <w:r>
           <w:rPr>
             <w:rStyle w:val="Hyperlink"/>
@@ -1099,7 +1099,7 @@
       <w:r>
         <w:t xml:space="preserve"> — modifié — </w:t>
       </w:r>
-      <w:hyperlink w:history="1" r:id="rIdqb8uymydr28uzumbyzz3n">
+      <w:hyperlink w:history="1" r:id="rIdczz6zitwuicjgvjoezfvb">
         <w:r>
           <w:rPr>
             <w:rStyle w:val="Hyperlink"/>
@@ -1128,7 +1128,7 @@
       <w:r>
         <w:t xml:space="preserve"> — créé — </w:t>
       </w:r>
-      <w:hyperlink w:history="1" r:id="rIdoibm20kjxujgrwraex1rh">
+      <w:hyperlink w:history="1" r:id="rIdkrpvjmgbdmuyzqetqq3ax">
         <w:r>
           <w:rPr>
             <w:rStyle w:val="Hyperlink"/>
@@ -1157,7 +1157,7 @@
       <w:r>
         <w:t xml:space="preserve"> — modifié — </w:t>
       </w:r>
-      <w:hyperlink w:history="1" r:id="rIdxhkxyxo6_7sy1-ereu5tz">
+      <w:hyperlink w:history="1" r:id="rIdd62gelwz1bmyxya5k3jq3">
         <w:r>
           <w:rPr>
             <w:rStyle w:val="Hyperlink"/>
@@ -1194,7 +1194,7 @@
       <w:r>
         <w:t xml:space="preserve"> — modifié — </w:t>
       </w:r>
-      <w:hyperlink w:history="1" r:id="rIdogbkhkp9ienygso3-tgv_">
+      <w:hyperlink w:history="1" r:id="rIdz0bmuohlv3sfx_-_o1k3y">
         <w:r>
           <w:rPr>
             <w:rStyle w:val="Hyperlink"/>
@@ -1223,7 +1223,7 @@
       <w:r>
         <w:t xml:space="preserve"> — modifié — </w:t>
       </w:r>
-      <w:hyperlink w:history="1" r:id="rIdfuemlqx3momgmjjzryj3_">
+      <w:hyperlink w:history="1" r:id="rIdj7v5vp2u0mhlrmojxsfv-">
         <w:r>
           <w:rPr>
             <w:rStyle w:val="Hyperlink"/>
@@ -1252,7 +1252,7 @@
       <w:r>
         <w:t xml:space="preserve"> — modifié — </w:t>
       </w:r>
-      <w:hyperlink w:history="1" r:id="rIdcgjcy8vwazgfm3ltejivt">
+      <w:hyperlink w:history="1" r:id="rIdet8n7l95qq22iku6r6mct">
         <w:r>
           <w:rPr>
             <w:rStyle w:val="Hyperlink"/>

--- a/docs/developpement/phases/word/PHASE_19_FIDELITE_PARTIE_GESTION.docx
+++ b/docs/developpement/phases/word/PHASE_19_FIDELITE_PARTIE_GESTION.docx
@@ -18,9 +18,9 @@
         <w:shd w:fill="F6F3FF" w:color="auto" w:val="clear"/>
       </w:pPr>
       <w:r>
-        <w:t xml:space="preserve">FlaiX Expert · dossier de développement · généré le 2026-10-19 depuis le dépôt </w:t>
-      </w:r>
-      <w:hyperlink w:history="1" r:id="rIdso2wa9qwpfrw7emai0h1o">
+        <w:t xml:space="preserve">FlaiX Expert · dossier de développement · généré le 2026-10-21 depuis le dépôt </w:t>
+      </w:r>
+      <w:hyperlink w:history="1" r:id="rIdeibjkb83ioz7mj7qkyb0u">
         <w:r>
           <w:rPr>
             <w:rStyle w:val="Hyperlink"/>
@@ -718,7 +718,7 @@
           <w:numId w:val="2"/>
         </w:numPr>
       </w:pPr>
-      <w:hyperlink w:history="1" r:id="rIdm3v5ikwqivnklh1emu-im">
+      <w:hyperlink w:history="1" r:id="rIdw1efbi3mutu_wfvsv9yse">
         <w:r>
           <w:rPr>
             <w:rStyle w:val="Hyperlink"/>
@@ -738,7 +738,7 @@
           <w:numId w:val="2"/>
         </w:numPr>
       </w:pPr>
-      <w:hyperlink w:history="1" r:id="rIdhm2ll9jhitbi_5raevksf">
+      <w:hyperlink w:history="1" r:id="rIdeuauc4eh-zlfrdcqxy6sj">
         <w:r>
           <w:rPr>
             <w:rStyle w:val="Hyperlink"/>
@@ -758,7 +758,7 @@
           <w:numId w:val="2"/>
         </w:numPr>
       </w:pPr>
-      <w:hyperlink w:history="1" r:id="rIdhh3cvzonefyacsey8kj02">
+      <w:hyperlink w:history="1" r:id="rIdog-qrksyqpmlroxbmvw7g">
         <w:r>
           <w:rPr>
             <w:rStyle w:val="Hyperlink"/>
@@ -806,7 +806,7 @@
       <w:r>
         <w:t xml:space="preserve"> — créé — </w:t>
       </w:r>
-      <w:hyperlink w:history="1" r:id="rIdubro61dqxcvu46cd9ynji">
+      <w:hyperlink w:history="1" r:id="rIdskimpenfns21t2lbeb3_x">
         <w:r>
           <w:rPr>
             <w:rStyle w:val="Hyperlink"/>
@@ -843,7 +843,7 @@
       <w:r>
         <w:t xml:space="preserve"> — créé — </w:t>
       </w:r>
-      <w:hyperlink w:history="1" r:id="rIdb7jrv2l5gmv0yp9i-mkbe">
+      <w:hyperlink w:history="1" r:id="rIdg1hhfq4korujtpknyindy">
         <w:r>
           <w:rPr>
             <w:rStyle w:val="Hyperlink"/>
@@ -872,7 +872,7 @@
       <w:r>
         <w:t xml:space="preserve"> — créé — </w:t>
       </w:r>
-      <w:hyperlink w:history="1" r:id="rIdmeig2fu9g-gd9q69wcwlm">
+      <w:hyperlink w:history="1" r:id="rIdhaoghzmbmmpt-fbercwqo">
         <w:r>
           <w:rPr>
             <w:rStyle w:val="Hyperlink"/>
@@ -909,7 +909,7 @@
       <w:r>
         <w:t xml:space="preserve"> — créé — </w:t>
       </w:r>
-      <w:hyperlink w:history="1" r:id="rIddfdylmnhxwe7y9usnivxw">
+      <w:hyperlink w:history="1" r:id="rIdtu2djigb6maxv6blfyiww">
         <w:r>
           <w:rPr>
             <w:rStyle w:val="Hyperlink"/>
@@ -938,7 +938,7 @@
       <w:r>
         <w:t xml:space="preserve"> — modifié — </w:t>
       </w:r>
-      <w:hyperlink w:history="1" r:id="rIdtqpx3ygy3t6vn-ugaar0c">
+      <w:hyperlink w:history="1" r:id="rIdkspqptwdxovotxhwnry8h">
         <w:r>
           <w:rPr>
             <w:rStyle w:val="Hyperlink"/>
@@ -967,7 +967,7 @@
       <w:r>
         <w:t xml:space="preserve"> — modifié — </w:t>
       </w:r>
-      <w:hyperlink w:history="1" r:id="rIdcx0mec0y5faukopmwnx5z">
+      <w:hyperlink w:history="1" r:id="rIdgcwh3alzjxzwflef4l_sp">
         <w:r>
           <w:rPr>
             <w:rStyle w:val="Hyperlink"/>
@@ -1004,7 +1004,7 @@
       <w:r>
         <w:t xml:space="preserve"> — créé — </w:t>
       </w:r>
-      <w:hyperlink w:history="1" r:id="rIdcg89ppp9g0unlczdpvb1z">
+      <w:hyperlink w:history="1" r:id="rId29m1kcm6g3pdgkustwm_9">
         <w:r>
           <w:rPr>
             <w:rStyle w:val="Hyperlink"/>
@@ -1033,7 +1033,7 @@
       <w:r>
         <w:t xml:space="preserve"> — modifié — </w:t>
       </w:r>
-      <w:hyperlink w:history="1" r:id="rIdeayfl-l6b0kn5hi3h9d9n">
+      <w:hyperlink w:history="1" r:id="rIdneetg_gzpc4ynz8dtxcxx">
         <w:r>
           <w:rPr>
             <w:rStyle w:val="Hyperlink"/>
@@ -1070,7 +1070,7 @@
       <w:r>
         <w:t xml:space="preserve"> — modifié — </w:t>
       </w:r>
-      <w:hyperlink w:history="1" r:id="rIdhgl2rj4ujaw4ggzwael24">
+      <w:hyperlink w:history="1" r:id="rId-6qpt81cyatwjtkoxddz8">
         <w:r>
           <w:rPr>
             <w:rStyle w:val="Hyperlink"/>
@@ -1099,7 +1099,7 @@
       <w:r>
         <w:t xml:space="preserve"> — modifié — </w:t>
       </w:r>
-      <w:hyperlink w:history="1" r:id="rIdczz6zitwuicjgvjoezfvb">
+      <w:hyperlink w:history="1" r:id="rIdageiab1flgdgk8_6lvyny">
         <w:r>
           <w:rPr>
             <w:rStyle w:val="Hyperlink"/>
@@ -1128,7 +1128,7 @@
       <w:r>
         <w:t xml:space="preserve"> — créé — </w:t>
       </w:r>
-      <w:hyperlink w:history="1" r:id="rIdkrpvjmgbdmuyzqetqq3ax">
+      <w:hyperlink w:history="1" r:id="rIdvwmaw64ngxp-ebstrdzmh">
         <w:r>
           <w:rPr>
             <w:rStyle w:val="Hyperlink"/>
@@ -1157,7 +1157,7 @@
       <w:r>
         <w:t xml:space="preserve"> — modifié — </w:t>
       </w:r>
-      <w:hyperlink w:history="1" r:id="rIdd62gelwz1bmyxya5k3jq3">
+      <w:hyperlink w:history="1" r:id="rId1eocr-zywfk15wmgrathw">
         <w:r>
           <w:rPr>
             <w:rStyle w:val="Hyperlink"/>
@@ -1194,7 +1194,7 @@
       <w:r>
         <w:t xml:space="preserve"> — modifié — </w:t>
       </w:r>
-      <w:hyperlink w:history="1" r:id="rIdz0bmuohlv3sfx_-_o1k3y">
+      <w:hyperlink w:history="1" r:id="rIds5j5k0jugorvmqyixcjaq">
         <w:r>
           <w:rPr>
             <w:rStyle w:val="Hyperlink"/>
@@ -1223,7 +1223,7 @@
       <w:r>
         <w:t xml:space="preserve"> — modifié — </w:t>
       </w:r>
-      <w:hyperlink w:history="1" r:id="rIdj7v5vp2u0mhlrmojxsfv-">
+      <w:hyperlink w:history="1" r:id="rIdg-cudogcejck9ayaoanep">
         <w:r>
           <w:rPr>
             <w:rStyle w:val="Hyperlink"/>
@@ -1252,7 +1252,7 @@
       <w:r>
         <w:t xml:space="preserve"> — modifié — </w:t>
       </w:r>
-      <w:hyperlink w:history="1" r:id="rIdet8n7l95qq22iku6r6mct">
+      <w:hyperlink w:history="1" r:id="rIdudmto6oegoyzzogwselgc">
         <w:r>
           <w:rPr>
             <w:rStyle w:val="Hyperlink"/>

--- a/docs/developpement/phases/word/PHASE_19_FIDELITE_PARTIE_GESTION.docx
+++ b/docs/developpement/phases/word/PHASE_19_FIDELITE_PARTIE_GESTION.docx
@@ -20,7 +20,7 @@
       <w:r>
         <w:t xml:space="preserve">FlaiX Expert · dossier de développement · généré le 2026-10-21 depuis le dépôt </w:t>
       </w:r>
-      <w:hyperlink w:history="1" r:id="rIdeibjkb83ioz7mj7qkyb0u">
+      <w:hyperlink w:history="1" r:id="rId1wufat1baywvncn0xbyvu">
         <w:r>
           <w:rPr>
             <w:rStyle w:val="Hyperlink"/>
@@ -718,7 +718,7 @@
           <w:numId w:val="2"/>
         </w:numPr>
       </w:pPr>
-      <w:hyperlink w:history="1" r:id="rIdw1efbi3mutu_wfvsv9yse">
+      <w:hyperlink w:history="1" r:id="rIdce60wla6ozo60o047_rq_">
         <w:r>
           <w:rPr>
             <w:rStyle w:val="Hyperlink"/>
@@ -738,7 +738,7 @@
           <w:numId w:val="2"/>
         </w:numPr>
       </w:pPr>
-      <w:hyperlink w:history="1" r:id="rIdeuauc4eh-zlfrdcqxy6sj">
+      <w:hyperlink w:history="1" r:id="rIdq_sp1bqic4zxaykmrw7fd">
         <w:r>
           <w:rPr>
             <w:rStyle w:val="Hyperlink"/>
@@ -758,7 +758,7 @@
           <w:numId w:val="2"/>
         </w:numPr>
       </w:pPr>
-      <w:hyperlink w:history="1" r:id="rIdog-qrksyqpmlroxbmvw7g">
+      <w:hyperlink w:history="1" r:id="rIdgmau2axyc8lb6hvr3emuk">
         <w:r>
           <w:rPr>
             <w:rStyle w:val="Hyperlink"/>
@@ -806,7 +806,7 @@
       <w:r>
         <w:t xml:space="preserve"> — créé — </w:t>
       </w:r>
-      <w:hyperlink w:history="1" r:id="rIdskimpenfns21t2lbeb3_x">
+      <w:hyperlink w:history="1" r:id="rId5-irzirzcpwgl8ysmplju">
         <w:r>
           <w:rPr>
             <w:rStyle w:val="Hyperlink"/>
@@ -843,7 +843,7 @@
       <w:r>
         <w:t xml:space="preserve"> — créé — </w:t>
       </w:r>
-      <w:hyperlink w:history="1" r:id="rIdg1hhfq4korujtpknyindy">
+      <w:hyperlink w:history="1" r:id="rIdrbskclq9yuj9ddmh8u-g2">
         <w:r>
           <w:rPr>
             <w:rStyle w:val="Hyperlink"/>
@@ -872,7 +872,7 @@
       <w:r>
         <w:t xml:space="preserve"> — créé — </w:t>
       </w:r>
-      <w:hyperlink w:history="1" r:id="rIdhaoghzmbmmpt-fbercwqo">
+      <w:hyperlink w:history="1" r:id="rIdcnqzqi2q7bcib2zjbivcq">
         <w:r>
           <w:rPr>
             <w:rStyle w:val="Hyperlink"/>
@@ -909,7 +909,7 @@
       <w:r>
         <w:t xml:space="preserve"> — créé — </w:t>
       </w:r>
-      <w:hyperlink w:history="1" r:id="rIdtu2djigb6maxv6blfyiww">
+      <w:hyperlink w:history="1" r:id="rIde9c73yxvm43ua_qlppqnn">
         <w:r>
           <w:rPr>
             <w:rStyle w:val="Hyperlink"/>
@@ -938,7 +938,7 @@
       <w:r>
         <w:t xml:space="preserve"> — modifié — </w:t>
       </w:r>
-      <w:hyperlink w:history="1" r:id="rIdkspqptwdxovotxhwnry8h">
+      <w:hyperlink w:history="1" r:id="rIdwlp43n4iax8snilduqq1f">
         <w:r>
           <w:rPr>
             <w:rStyle w:val="Hyperlink"/>
@@ -967,7 +967,7 @@
       <w:r>
         <w:t xml:space="preserve"> — modifié — </w:t>
       </w:r>
-      <w:hyperlink w:history="1" r:id="rIdgcwh3alzjxzwflef4l_sp">
+      <w:hyperlink w:history="1" r:id="rIdifrefzdo_0pil7fcrs7js">
         <w:r>
           <w:rPr>
             <w:rStyle w:val="Hyperlink"/>
@@ -1004,7 +1004,7 @@
       <w:r>
         <w:t xml:space="preserve"> — créé — </w:t>
       </w:r>
-      <w:hyperlink w:history="1" r:id="rId29m1kcm6g3pdgkustwm_9">
+      <w:hyperlink w:history="1" r:id="rIdltrpltejqodpbh-p1popf">
         <w:r>
           <w:rPr>
             <w:rStyle w:val="Hyperlink"/>
@@ -1033,7 +1033,7 @@
       <w:r>
         <w:t xml:space="preserve"> — modifié — </w:t>
       </w:r>
-      <w:hyperlink w:history="1" r:id="rIdneetg_gzpc4ynz8dtxcxx">
+      <w:hyperlink w:history="1" r:id="rIdxwqrk8ycp_ybsakel4xng">
         <w:r>
           <w:rPr>
             <w:rStyle w:val="Hyperlink"/>
@@ -1070,7 +1070,7 @@
       <w:r>
         <w:t xml:space="preserve"> — modifié — </w:t>
       </w:r>
-      <w:hyperlink w:history="1" r:id="rId-6qpt81cyatwjtkoxddz8">
+      <w:hyperlink w:history="1" r:id="rId8pfj7shjqqcifepezq57a">
         <w:r>
           <w:rPr>
             <w:rStyle w:val="Hyperlink"/>
@@ -1099,7 +1099,7 @@
       <w:r>
         <w:t xml:space="preserve"> — modifié — </w:t>
       </w:r>
-      <w:hyperlink w:history="1" r:id="rIdageiab1flgdgk8_6lvyny">
+      <w:hyperlink w:history="1" r:id="rId7qoii5vdtaiktbbyfgmar">
         <w:r>
           <w:rPr>
             <w:rStyle w:val="Hyperlink"/>
@@ -1128,7 +1128,7 @@
       <w:r>
         <w:t xml:space="preserve"> — créé — </w:t>
       </w:r>
-      <w:hyperlink w:history="1" r:id="rIdvwmaw64ngxp-ebstrdzmh">
+      <w:hyperlink w:history="1" r:id="rIdnlolgxripaoecjr93gzjx">
         <w:r>
           <w:rPr>
             <w:rStyle w:val="Hyperlink"/>
@@ -1157,7 +1157,7 @@
       <w:r>
         <w:t xml:space="preserve"> — modifié — </w:t>
       </w:r>
-      <w:hyperlink w:history="1" r:id="rId1eocr-zywfk15wmgrathw">
+      <w:hyperlink w:history="1" r:id="rIdqmeb-ghwtcswu5jevrevi">
         <w:r>
           <w:rPr>
             <w:rStyle w:val="Hyperlink"/>
@@ -1194,7 +1194,7 @@
       <w:r>
         <w:t xml:space="preserve"> — modifié — </w:t>
       </w:r>
-      <w:hyperlink w:history="1" r:id="rIds5j5k0jugorvmqyixcjaq">
+      <w:hyperlink w:history="1" r:id="rIdhbjlepteawcssrb_kdeiq">
         <w:r>
           <w:rPr>
             <w:rStyle w:val="Hyperlink"/>
@@ -1223,7 +1223,7 @@
       <w:r>
         <w:t xml:space="preserve"> — modifié — </w:t>
       </w:r>
-      <w:hyperlink w:history="1" r:id="rIdg-cudogcejck9ayaoanep">
+      <w:hyperlink w:history="1" r:id="rId09nc1ainvctwkcxybi-ax">
         <w:r>
           <w:rPr>
             <w:rStyle w:val="Hyperlink"/>
@@ -1252,7 +1252,7 @@
       <w:r>
         <w:t xml:space="preserve"> — modifié — </w:t>
       </w:r>
-      <w:hyperlink w:history="1" r:id="rIdudmto6oegoyzzogwselgc">
+      <w:hyperlink w:history="1" r:id="rIdmmxj2ct_qaj4ahcx76yut">
         <w:r>
           <w:rPr>
             <w:rStyle w:val="Hyperlink"/>

--- a/docs/developpement/phases/word/PHASE_19_FIDELITE_PARTIE_GESTION.docx
+++ b/docs/developpement/phases/word/PHASE_19_FIDELITE_PARTIE_GESTION.docx
@@ -18,9 +18,9 @@
         <w:shd w:fill="F6F3FF" w:color="auto" w:val="clear"/>
       </w:pPr>
       <w:r>
-        <w:t xml:space="preserve">FlaiX Expert · dossier de développement · généré le 2026-10-21 depuis le dépôt </w:t>
-      </w:r>
-      <w:hyperlink w:history="1" r:id="rId1wufat1baywvncn0xbyvu">
+        <w:t xml:space="preserve">FlaiX Expert · dossier de développement · généré le 2026-10-23 depuis le dépôt </w:t>
+      </w:r>
+      <w:hyperlink w:history="1" r:id="rIdfat5gaygogysqybcsafoe">
         <w:r>
           <w:rPr>
             <w:rStyle w:val="Hyperlink"/>
@@ -718,7 +718,7 @@
           <w:numId w:val="2"/>
         </w:numPr>
       </w:pPr>
-      <w:hyperlink w:history="1" r:id="rIdce60wla6ozo60o047_rq_">
+      <w:hyperlink w:history="1" r:id="rIdq7zqoxccibdffvnkzvfkg">
         <w:r>
           <w:rPr>
             <w:rStyle w:val="Hyperlink"/>
@@ -738,7 +738,7 @@
           <w:numId w:val="2"/>
         </w:numPr>
       </w:pPr>
-      <w:hyperlink w:history="1" r:id="rIdq_sp1bqic4zxaykmrw7fd">
+      <w:hyperlink w:history="1" r:id="rIdcqmmrx80is1izl8uanr09">
         <w:r>
           <w:rPr>
             <w:rStyle w:val="Hyperlink"/>
@@ -758,7 +758,7 @@
           <w:numId w:val="2"/>
         </w:numPr>
       </w:pPr>
-      <w:hyperlink w:history="1" r:id="rIdgmau2axyc8lb6hvr3emuk">
+      <w:hyperlink w:history="1" r:id="rIds2pfuwxpuhuelgjsrkwc9">
         <w:r>
           <w:rPr>
             <w:rStyle w:val="Hyperlink"/>
@@ -806,7 +806,7 @@
       <w:r>
         <w:t xml:space="preserve"> — créé — </w:t>
       </w:r>
-      <w:hyperlink w:history="1" r:id="rId5-irzirzcpwgl8ysmplju">
+      <w:hyperlink w:history="1" r:id="rIdz8ld4vdslxxjc8ddio-f_">
         <w:r>
           <w:rPr>
             <w:rStyle w:val="Hyperlink"/>
@@ -843,7 +843,7 @@
       <w:r>
         <w:t xml:space="preserve"> — créé — </w:t>
       </w:r>
-      <w:hyperlink w:history="1" r:id="rIdrbskclq9yuj9ddmh8u-g2">
+      <w:hyperlink w:history="1" r:id="rIdmlqkvt1qmasveiujyqqsi">
         <w:r>
           <w:rPr>
             <w:rStyle w:val="Hyperlink"/>
@@ -872,7 +872,7 @@
       <w:r>
         <w:t xml:space="preserve"> — créé — </w:t>
       </w:r>
-      <w:hyperlink w:history="1" r:id="rIdcnqzqi2q7bcib2zjbivcq">
+      <w:hyperlink w:history="1" r:id="rIdyoelxfi9lmyoe7nh0o7vl">
         <w:r>
           <w:rPr>
             <w:rStyle w:val="Hyperlink"/>
@@ -909,7 +909,7 @@
       <w:r>
         <w:t xml:space="preserve"> — créé — </w:t>
       </w:r>
-      <w:hyperlink w:history="1" r:id="rIde9c73yxvm43ua_qlppqnn">
+      <w:hyperlink w:history="1" r:id="rIdulhfj2kgmfnn1ih-xmbtn">
         <w:r>
           <w:rPr>
             <w:rStyle w:val="Hyperlink"/>
@@ -938,7 +938,7 @@
       <w:r>
         <w:t xml:space="preserve"> — modifié — </w:t>
       </w:r>
-      <w:hyperlink w:history="1" r:id="rIdwlp43n4iax8snilduqq1f">
+      <w:hyperlink w:history="1" r:id="rIdjquhjldhvynzxson3mbul">
         <w:r>
           <w:rPr>
             <w:rStyle w:val="Hyperlink"/>
@@ -967,7 +967,7 @@
       <w:r>
         <w:t xml:space="preserve"> — modifié — </w:t>
       </w:r>
-      <w:hyperlink w:history="1" r:id="rIdifrefzdo_0pil7fcrs7js">
+      <w:hyperlink w:history="1" r:id="rIddjeuwjpe-i9nszqo-4pqd">
         <w:r>
           <w:rPr>
             <w:rStyle w:val="Hyperlink"/>
@@ -1004,7 +1004,7 @@
       <w:r>
         <w:t xml:space="preserve"> — créé — </w:t>
       </w:r>
-      <w:hyperlink w:history="1" r:id="rIdltrpltejqodpbh-p1popf">
+      <w:hyperlink w:history="1" r:id="rIdkbhedao6p9zayrugr0eom">
         <w:r>
           <w:rPr>
             <w:rStyle w:val="Hyperlink"/>
@@ -1033,7 +1033,7 @@
       <w:r>
         <w:t xml:space="preserve"> — modifié — </w:t>
       </w:r>
-      <w:hyperlink w:history="1" r:id="rIdxwqrk8ycp_ybsakel4xng">
+      <w:hyperlink w:history="1" r:id="rIdbhlhqy2dvjvwiwr7bq7ca">
         <w:r>
           <w:rPr>
             <w:rStyle w:val="Hyperlink"/>
@@ -1070,7 +1070,7 @@
       <w:r>
         <w:t xml:space="preserve"> — modifié — </w:t>
       </w:r>
-      <w:hyperlink w:history="1" r:id="rId8pfj7shjqqcifepezq57a">
+      <w:hyperlink w:history="1" r:id="rIdljxx_epnyqauustgmxgms">
         <w:r>
           <w:rPr>
             <w:rStyle w:val="Hyperlink"/>
@@ -1099,7 +1099,7 @@
       <w:r>
         <w:t xml:space="preserve"> — modifié — </w:t>
       </w:r>
-      <w:hyperlink w:history="1" r:id="rId7qoii5vdtaiktbbyfgmar">
+      <w:hyperlink w:history="1" r:id="rIdazl8zhmk5e_carfwhcshh">
         <w:r>
           <w:rPr>
             <w:rStyle w:val="Hyperlink"/>
@@ -1128,7 +1128,7 @@
       <w:r>
         <w:t xml:space="preserve"> — créé — </w:t>
       </w:r>
-      <w:hyperlink w:history="1" r:id="rIdnlolgxripaoecjr93gzjx">
+      <w:hyperlink w:history="1" r:id="rId9p1gxbtieafntyjsxg7n8">
         <w:r>
           <w:rPr>
             <w:rStyle w:val="Hyperlink"/>
@@ -1157,7 +1157,7 @@
       <w:r>
         <w:t xml:space="preserve"> — modifié — </w:t>
       </w:r>
-      <w:hyperlink w:history="1" r:id="rIdqmeb-ghwtcswu5jevrevi">
+      <w:hyperlink w:history="1" r:id="rIdzeufcg0s375wbuxzbx0lf">
         <w:r>
           <w:rPr>
             <w:rStyle w:val="Hyperlink"/>
@@ -1194,7 +1194,7 @@
       <w:r>
         <w:t xml:space="preserve"> — modifié — </w:t>
       </w:r>
-      <w:hyperlink w:history="1" r:id="rIdhbjlepteawcssrb_kdeiq">
+      <w:hyperlink w:history="1" r:id="rIdo62nzh-eur3bgp3gpghgo">
         <w:r>
           <w:rPr>
             <w:rStyle w:val="Hyperlink"/>
@@ -1223,7 +1223,7 @@
       <w:r>
         <w:t xml:space="preserve"> — modifié — </w:t>
       </w:r>
-      <w:hyperlink w:history="1" r:id="rId09nc1ainvctwkcxybi-ax">
+      <w:hyperlink w:history="1" r:id="rId80ir0thrcpk_r_g2zpewv">
         <w:r>
           <w:rPr>
             <w:rStyle w:val="Hyperlink"/>
@@ -1252,7 +1252,7 @@
       <w:r>
         <w:t xml:space="preserve"> — modifié — </w:t>
       </w:r>
-      <w:hyperlink w:history="1" r:id="rIdmmxj2ct_qaj4ahcx76yut">
+      <w:hyperlink w:history="1" r:id="rIdwesmidnpwb7ibpkp7lkwh">
         <w:r>
           <w:rPr>
             <w:rStyle w:val="Hyperlink"/>

--- a/docs/developpement/phases/word/PHASE_19_FIDELITE_PARTIE_GESTION.docx
+++ b/docs/developpement/phases/word/PHASE_19_FIDELITE_PARTIE_GESTION.docx
@@ -18,9 +18,9 @@
         <w:shd w:fill="F6F3FF" w:color="auto" w:val="clear"/>
       </w:pPr>
       <w:r>
-        <w:t xml:space="preserve">FlaiX Expert · dossier de développement · généré le 2026-10-23 depuis le dépôt </w:t>
-      </w:r>
-      <w:hyperlink w:history="1" r:id="rIdfat5gaygogysqybcsafoe">
+        <w:t xml:space="preserve">FlaiX Expert · dossier de développement · généré le 2026-10-24 depuis le dépôt </w:t>
+      </w:r>
+      <w:hyperlink w:history="1" r:id="rIdgdvz6vnbuvqqg_d44wmaj">
         <w:r>
           <w:rPr>
             <w:rStyle w:val="Hyperlink"/>
@@ -718,7 +718,7 @@
           <w:numId w:val="2"/>
         </w:numPr>
       </w:pPr>
-      <w:hyperlink w:history="1" r:id="rIdq7zqoxccibdffvnkzvfkg">
+      <w:hyperlink w:history="1" r:id="rIdmjqd51bipvziowiplvutd">
         <w:r>
           <w:rPr>
             <w:rStyle w:val="Hyperlink"/>
@@ -738,7 +738,7 @@
           <w:numId w:val="2"/>
         </w:numPr>
       </w:pPr>
-      <w:hyperlink w:history="1" r:id="rIdcqmmrx80is1izl8uanr09">
+      <w:hyperlink w:history="1" r:id="rId_yrvgslhlfvi-v00cycj4">
         <w:r>
           <w:rPr>
             <w:rStyle w:val="Hyperlink"/>
@@ -758,7 +758,7 @@
           <w:numId w:val="2"/>
         </w:numPr>
       </w:pPr>
-      <w:hyperlink w:history="1" r:id="rIds2pfuwxpuhuelgjsrkwc9">
+      <w:hyperlink w:history="1" r:id="rIdj8wcizkryly-btrgj4qqe">
         <w:r>
           <w:rPr>
             <w:rStyle w:val="Hyperlink"/>
@@ -806,7 +806,7 @@
       <w:r>
         <w:t xml:space="preserve"> — créé — </w:t>
       </w:r>
-      <w:hyperlink w:history="1" r:id="rIdz8ld4vdslxxjc8ddio-f_">
+      <w:hyperlink w:history="1" r:id="rId2wx68jcnnaqsciqwxzf8w">
         <w:r>
           <w:rPr>
             <w:rStyle w:val="Hyperlink"/>
@@ -843,7 +843,7 @@
       <w:r>
         <w:t xml:space="preserve"> — créé — </w:t>
       </w:r>
-      <w:hyperlink w:history="1" r:id="rIdmlqkvt1qmasveiujyqqsi">
+      <w:hyperlink w:history="1" r:id="rIdyqmdtkcngrvhxz1ozllho">
         <w:r>
           <w:rPr>
             <w:rStyle w:val="Hyperlink"/>
@@ -872,7 +872,7 @@
       <w:r>
         <w:t xml:space="preserve"> — créé — </w:t>
       </w:r>
-      <w:hyperlink w:history="1" r:id="rIdyoelxfi9lmyoe7nh0o7vl">
+      <w:hyperlink w:history="1" r:id="rIdotha4phzfbn0leab3uayi">
         <w:r>
           <w:rPr>
             <w:rStyle w:val="Hyperlink"/>
@@ -909,7 +909,7 @@
       <w:r>
         <w:t xml:space="preserve"> — créé — </w:t>
       </w:r>
-      <w:hyperlink w:history="1" r:id="rIdulhfj2kgmfnn1ih-xmbtn">
+      <w:hyperlink w:history="1" r:id="rId-2mv_bgh31nqlrrf-vg-v">
         <w:r>
           <w:rPr>
             <w:rStyle w:val="Hyperlink"/>
@@ -938,7 +938,7 @@
       <w:r>
         <w:t xml:space="preserve"> — modifié — </w:t>
       </w:r>
-      <w:hyperlink w:history="1" r:id="rIdjquhjldhvynzxson3mbul">
+      <w:hyperlink w:history="1" r:id="rIdhxdkrjo6cu8fyoxcgotl0">
         <w:r>
           <w:rPr>
             <w:rStyle w:val="Hyperlink"/>
@@ -967,7 +967,7 @@
       <w:r>
         <w:t xml:space="preserve"> — modifié — </w:t>
       </w:r>
-      <w:hyperlink w:history="1" r:id="rIddjeuwjpe-i9nszqo-4pqd">
+      <w:hyperlink w:history="1" r:id="rId8wy92l1zes5jp6uf6pcv3">
         <w:r>
           <w:rPr>
             <w:rStyle w:val="Hyperlink"/>
@@ -1004,7 +1004,7 @@
       <w:r>
         <w:t xml:space="preserve"> — créé — </w:t>
       </w:r>
-      <w:hyperlink w:history="1" r:id="rIdkbhedao6p9zayrugr0eom">
+      <w:hyperlink w:history="1" r:id="rIdps0fx4--rhwka20jcv0u7">
         <w:r>
           <w:rPr>
             <w:rStyle w:val="Hyperlink"/>
@@ -1033,7 +1033,7 @@
       <w:r>
         <w:t xml:space="preserve"> — modifié — </w:t>
       </w:r>
-      <w:hyperlink w:history="1" r:id="rIdbhlhqy2dvjvwiwr7bq7ca">
+      <w:hyperlink w:history="1" r:id="rIdpsahzsocburfyv6ja8xvf">
         <w:r>
           <w:rPr>
             <w:rStyle w:val="Hyperlink"/>
@@ -1070,7 +1070,7 @@
       <w:r>
         <w:t xml:space="preserve"> — modifié — </w:t>
       </w:r>
-      <w:hyperlink w:history="1" r:id="rIdljxx_epnyqauustgmxgms">
+      <w:hyperlink w:history="1" r:id="rIdkmnshuaqblcaidxs1ddbp">
         <w:r>
           <w:rPr>
             <w:rStyle w:val="Hyperlink"/>
@@ -1099,7 +1099,7 @@
       <w:r>
         <w:t xml:space="preserve"> — modifié — </w:t>
       </w:r>
-      <w:hyperlink w:history="1" r:id="rIdazl8zhmk5e_carfwhcshh">
+      <w:hyperlink w:history="1" r:id="rIdercghuaavis9ldech6xdq">
         <w:r>
           <w:rPr>
             <w:rStyle w:val="Hyperlink"/>
@@ -1128,7 +1128,7 @@
       <w:r>
         <w:t xml:space="preserve"> — créé — </w:t>
       </w:r>
-      <w:hyperlink w:history="1" r:id="rId9p1gxbtieafntyjsxg7n8">
+      <w:hyperlink w:history="1" r:id="rIdq9tgx_aaqjtuo-e0gq4f0">
         <w:r>
           <w:rPr>
             <w:rStyle w:val="Hyperlink"/>
@@ -1157,7 +1157,7 @@
       <w:r>
         <w:t xml:space="preserve"> — modifié — </w:t>
       </w:r>
-      <w:hyperlink w:history="1" r:id="rIdzeufcg0s375wbuxzbx0lf">
+      <w:hyperlink w:history="1" r:id="rIdm53vkdowimodz3j0wiedw">
         <w:r>
           <w:rPr>
             <w:rStyle w:val="Hyperlink"/>
@@ -1194,7 +1194,7 @@
       <w:r>
         <w:t xml:space="preserve"> — modifié — </w:t>
       </w:r>
-      <w:hyperlink w:history="1" r:id="rIdo62nzh-eur3bgp3gpghgo">
+      <w:hyperlink w:history="1" r:id="rIdfau-9f3tpxjkzrfgnizjq">
         <w:r>
           <w:rPr>
             <w:rStyle w:val="Hyperlink"/>
@@ -1223,7 +1223,7 @@
       <w:r>
         <w:t xml:space="preserve"> — modifié — </w:t>
       </w:r>
-      <w:hyperlink w:history="1" r:id="rId80ir0thrcpk_r_g2zpewv">
+      <w:hyperlink w:history="1" r:id="rId2vi7ou18danilnrs-ullg">
         <w:r>
           <w:rPr>
             <w:rStyle w:val="Hyperlink"/>
@@ -1252,7 +1252,7 @@
       <w:r>
         <w:t xml:space="preserve"> — modifié — </w:t>
       </w:r>
-      <w:hyperlink w:history="1" r:id="rIdwesmidnpwb7ibpkp7lkwh">
+      <w:hyperlink w:history="1" r:id="rIdcspmnetc8gzt6pvhsi0ma">
         <w:r>
           <w:rPr>
             <w:rStyle w:val="Hyperlink"/>

--- a/docs/developpement/phases/word/PHASE_19_FIDELITE_PARTIE_GESTION.docx
+++ b/docs/developpement/phases/word/PHASE_19_FIDELITE_PARTIE_GESTION.docx
@@ -18,9 +18,9 @@
         <w:shd w:fill="F6F3FF" w:color="auto" w:val="clear"/>
       </w:pPr>
       <w:r>
-        <w:t xml:space="preserve">FlaiX Expert · dossier de développement · généré le 2026-10-24 depuis le dépôt </w:t>
-      </w:r>
-      <w:hyperlink w:history="1" r:id="rIdgdvz6vnbuvqqg_d44wmaj">
+        <w:t xml:space="preserve">FlaiX Expert · dossier de développement · généré le 2026-10-25 depuis le dépôt </w:t>
+      </w:r>
+      <w:hyperlink w:history="1" r:id="rIdy6yoktacf0_2auoawnpfj">
         <w:r>
           <w:rPr>
             <w:rStyle w:val="Hyperlink"/>
@@ -718,7 +718,7 @@
           <w:numId w:val="2"/>
         </w:numPr>
       </w:pPr>
-      <w:hyperlink w:history="1" r:id="rIdmjqd51bipvziowiplvutd">
+      <w:hyperlink w:history="1" r:id="rIdp9u5me4zqp8vz-tkwbdgz">
         <w:r>
           <w:rPr>
             <w:rStyle w:val="Hyperlink"/>
@@ -738,7 +738,7 @@
           <w:numId w:val="2"/>
         </w:numPr>
       </w:pPr>
-      <w:hyperlink w:history="1" r:id="rId_yrvgslhlfvi-v00cycj4">
+      <w:hyperlink w:history="1" r:id="rIdo9sye4bd-4l-869f662uq">
         <w:r>
           <w:rPr>
             <w:rStyle w:val="Hyperlink"/>
@@ -758,7 +758,7 @@
           <w:numId w:val="2"/>
         </w:numPr>
       </w:pPr>
-      <w:hyperlink w:history="1" r:id="rIdj8wcizkryly-btrgj4qqe">
+      <w:hyperlink w:history="1" r:id="rId5ldpq82ffixkgjmcyjfes">
         <w:r>
           <w:rPr>
             <w:rStyle w:val="Hyperlink"/>
@@ -806,7 +806,7 @@
       <w:r>
         <w:t xml:space="preserve"> — créé — </w:t>
       </w:r>
-      <w:hyperlink w:history="1" r:id="rId2wx68jcnnaqsciqwxzf8w">
+      <w:hyperlink w:history="1" r:id="rIdjlwaazss82a5vvqgw5x1x">
         <w:r>
           <w:rPr>
             <w:rStyle w:val="Hyperlink"/>
@@ -843,7 +843,7 @@
       <w:r>
         <w:t xml:space="preserve"> — créé — </w:t>
       </w:r>
-      <w:hyperlink w:history="1" r:id="rIdyqmdtkcngrvhxz1ozllho">
+      <w:hyperlink w:history="1" r:id="rIdjstcq9yoiimwbfs2vtwx4">
         <w:r>
           <w:rPr>
             <w:rStyle w:val="Hyperlink"/>
@@ -872,7 +872,7 @@
       <w:r>
         <w:t xml:space="preserve"> — créé — </w:t>
       </w:r>
-      <w:hyperlink w:history="1" r:id="rIdotha4phzfbn0leab3uayi">
+      <w:hyperlink w:history="1" r:id="rIdcfrpq-_ejfppnnetzbgq5">
         <w:r>
           <w:rPr>
             <w:rStyle w:val="Hyperlink"/>
@@ -909,7 +909,7 @@
       <w:r>
         <w:t xml:space="preserve"> — créé — </w:t>
       </w:r>
-      <w:hyperlink w:history="1" r:id="rId-2mv_bgh31nqlrrf-vg-v">
+      <w:hyperlink w:history="1" r:id="rId5q0a_nnlwvmpnko6xhxbj">
         <w:r>
           <w:rPr>
             <w:rStyle w:val="Hyperlink"/>
@@ -938,7 +938,7 @@
       <w:r>
         <w:t xml:space="preserve"> — modifié — </w:t>
       </w:r>
-      <w:hyperlink w:history="1" r:id="rIdhxdkrjo6cu8fyoxcgotl0">
+      <w:hyperlink w:history="1" r:id="rId4gcuc7hezxnwgzhriov10">
         <w:r>
           <w:rPr>
             <w:rStyle w:val="Hyperlink"/>
@@ -967,7 +967,7 @@
       <w:r>
         <w:t xml:space="preserve"> — modifié — </w:t>
       </w:r>
-      <w:hyperlink w:history="1" r:id="rId8wy92l1zes5jp6uf6pcv3">
+      <w:hyperlink w:history="1" r:id="rIdpjklnr3o5gjuftgvldysv">
         <w:r>
           <w:rPr>
             <w:rStyle w:val="Hyperlink"/>
@@ -1004,7 +1004,7 @@
       <w:r>
         <w:t xml:space="preserve"> — créé — </w:t>
       </w:r>
-      <w:hyperlink w:history="1" r:id="rIdps0fx4--rhwka20jcv0u7">
+      <w:hyperlink w:history="1" r:id="rId3qkwanplhfiw3ozscvu67">
         <w:r>
           <w:rPr>
             <w:rStyle w:val="Hyperlink"/>
@@ -1033,7 +1033,7 @@
       <w:r>
         <w:t xml:space="preserve"> — modifié — </w:t>
       </w:r>
-      <w:hyperlink w:history="1" r:id="rIdpsahzsocburfyv6ja8xvf">
+      <w:hyperlink w:history="1" r:id="rIdk9sapepgcdrdh-hkq8xwy">
         <w:r>
           <w:rPr>
             <w:rStyle w:val="Hyperlink"/>
@@ -1070,7 +1070,7 @@
       <w:r>
         <w:t xml:space="preserve"> — modifié — </w:t>
       </w:r>
-      <w:hyperlink w:history="1" r:id="rIdkmnshuaqblcaidxs1ddbp">
+      <w:hyperlink w:history="1" r:id="rIdgurwhdnlg_soje976ge39">
         <w:r>
           <w:rPr>
             <w:rStyle w:val="Hyperlink"/>
@@ -1099,7 +1099,7 @@
       <w:r>
         <w:t xml:space="preserve"> — modifié — </w:t>
       </w:r>
-      <w:hyperlink w:history="1" r:id="rIdercghuaavis9ldech6xdq">
+      <w:hyperlink w:history="1" r:id="rIdaoem6c8yrwp-cik_a_bt6">
         <w:r>
           <w:rPr>
             <w:rStyle w:val="Hyperlink"/>
@@ -1128,7 +1128,7 @@
       <w:r>
         <w:t xml:space="preserve"> — créé — </w:t>
       </w:r>
-      <w:hyperlink w:history="1" r:id="rIdq9tgx_aaqjtuo-e0gq4f0">
+      <w:hyperlink w:history="1" r:id="rIdp6ubo-km12n9qhwmwhvcz">
         <w:r>
           <w:rPr>
             <w:rStyle w:val="Hyperlink"/>
@@ -1157,7 +1157,7 @@
       <w:r>
         <w:t xml:space="preserve"> — modifié — </w:t>
       </w:r>
-      <w:hyperlink w:history="1" r:id="rIdm53vkdowimodz3j0wiedw">
+      <w:hyperlink w:history="1" r:id="rIdah0a4nivwwd5ejpprueis">
         <w:r>
           <w:rPr>
             <w:rStyle w:val="Hyperlink"/>
@@ -1194,7 +1194,7 @@
       <w:r>
         <w:t xml:space="preserve"> — modifié — </w:t>
       </w:r>
-      <w:hyperlink w:history="1" r:id="rIdfau-9f3tpxjkzrfgnizjq">
+      <w:hyperlink w:history="1" r:id="rIdoj7jrefnqclfn0ijo3jht">
         <w:r>
           <w:rPr>
             <w:rStyle w:val="Hyperlink"/>
@@ -1223,7 +1223,7 @@
       <w:r>
         <w:t xml:space="preserve"> — modifié — </w:t>
       </w:r>
-      <w:hyperlink w:history="1" r:id="rId2vi7ou18danilnrs-ullg">
+      <w:hyperlink w:history="1" r:id="rIdz_jytp41detko01zsnf1j">
         <w:r>
           <w:rPr>
             <w:rStyle w:val="Hyperlink"/>
@@ -1252,7 +1252,7 @@
       <w:r>
         <w:t xml:space="preserve"> — modifié — </w:t>
       </w:r>
-      <w:hyperlink w:history="1" r:id="rIdcspmnetc8gzt6pvhsi0ma">
+      <w:hyperlink w:history="1" r:id="rIdfdhyodejl0jlvheovh3kb">
         <w:r>
           <w:rPr>
             <w:rStyle w:val="Hyperlink"/>

--- a/docs/developpement/phases/word/PHASE_19_FIDELITE_PARTIE_GESTION.docx
+++ b/docs/developpement/phases/word/PHASE_19_FIDELITE_PARTIE_GESTION.docx
@@ -20,7 +20,7 @@
       <w:r>
         <w:t xml:space="preserve">FlaiX Expert · dossier de développement · généré le 2026-10-25 depuis le dépôt </w:t>
       </w:r>
-      <w:hyperlink w:history="1" r:id="rIdy6yoktacf0_2auoawnpfj">
+      <w:hyperlink w:history="1" r:id="rIdoojrra4xlj6h-cpt3we44">
         <w:r>
           <w:rPr>
             <w:rStyle w:val="Hyperlink"/>
@@ -718,7 +718,7 @@
           <w:numId w:val="2"/>
         </w:numPr>
       </w:pPr>
-      <w:hyperlink w:history="1" r:id="rIdp9u5me4zqp8vz-tkwbdgz">
+      <w:hyperlink w:history="1" r:id="rIddwi4kqio8lke3cip1iaut">
         <w:r>
           <w:rPr>
             <w:rStyle w:val="Hyperlink"/>
@@ -738,7 +738,7 @@
           <w:numId w:val="2"/>
         </w:numPr>
       </w:pPr>
-      <w:hyperlink w:history="1" r:id="rIdo9sye4bd-4l-869f662uq">
+      <w:hyperlink w:history="1" r:id="rIdqtchv0gjgvqyzo63emqy4">
         <w:r>
           <w:rPr>
             <w:rStyle w:val="Hyperlink"/>
@@ -758,7 +758,7 @@
           <w:numId w:val="2"/>
         </w:numPr>
       </w:pPr>
-      <w:hyperlink w:history="1" r:id="rId5ldpq82ffixkgjmcyjfes">
+      <w:hyperlink w:history="1" r:id="rIdjzqvrbjjv4ylqxsoau1cl">
         <w:r>
           <w:rPr>
             <w:rStyle w:val="Hyperlink"/>
@@ -806,7 +806,7 @@
       <w:r>
         <w:t xml:space="preserve"> — créé — </w:t>
       </w:r>
-      <w:hyperlink w:history="1" r:id="rIdjlwaazss82a5vvqgw5x1x">
+      <w:hyperlink w:history="1" r:id="rId0wspdt816a220mmj-9n4e">
         <w:r>
           <w:rPr>
             <w:rStyle w:val="Hyperlink"/>
@@ -843,7 +843,7 @@
       <w:r>
         <w:t xml:space="preserve"> — créé — </w:t>
       </w:r>
-      <w:hyperlink w:history="1" r:id="rIdjstcq9yoiimwbfs2vtwx4">
+      <w:hyperlink w:history="1" r:id="rIduib_byocdk630q_7vbmvy">
         <w:r>
           <w:rPr>
             <w:rStyle w:val="Hyperlink"/>
@@ -872,7 +872,7 @@
       <w:r>
         <w:t xml:space="preserve"> — créé — </w:t>
       </w:r>
-      <w:hyperlink w:history="1" r:id="rIdcfrpq-_ejfppnnetzbgq5">
+      <w:hyperlink w:history="1" r:id="rId1o7czjseg6ndsxy1oume1">
         <w:r>
           <w:rPr>
             <w:rStyle w:val="Hyperlink"/>
@@ -909,7 +909,7 @@
       <w:r>
         <w:t xml:space="preserve"> — créé — </w:t>
       </w:r>
-      <w:hyperlink w:history="1" r:id="rId5q0a_nnlwvmpnko6xhxbj">
+      <w:hyperlink w:history="1" r:id="rIdkzs_kqnmjf_7uk4jh_cei">
         <w:r>
           <w:rPr>
             <w:rStyle w:val="Hyperlink"/>
@@ -938,7 +938,7 @@
       <w:r>
         <w:t xml:space="preserve"> — modifié — </w:t>
       </w:r>
-      <w:hyperlink w:history="1" r:id="rId4gcuc7hezxnwgzhriov10">
+      <w:hyperlink w:history="1" r:id="rIdgfujsgbehazpvnlwjzbqq">
         <w:r>
           <w:rPr>
             <w:rStyle w:val="Hyperlink"/>
@@ -967,7 +967,7 @@
       <w:r>
         <w:t xml:space="preserve"> — modifié — </w:t>
       </w:r>
-      <w:hyperlink w:history="1" r:id="rIdpjklnr3o5gjuftgvldysv">
+      <w:hyperlink w:history="1" r:id="rIdyadbrq8hivres87tu6sfk">
         <w:r>
           <w:rPr>
             <w:rStyle w:val="Hyperlink"/>
@@ -1004,7 +1004,7 @@
       <w:r>
         <w:t xml:space="preserve"> — créé — </w:t>
       </w:r>
-      <w:hyperlink w:history="1" r:id="rId3qkwanplhfiw3ozscvu67">
+      <w:hyperlink w:history="1" r:id="rIdxziagga5imxytx8qnoib5">
         <w:r>
           <w:rPr>
             <w:rStyle w:val="Hyperlink"/>
@@ -1033,7 +1033,7 @@
       <w:r>
         <w:t xml:space="preserve"> — modifié — </w:t>
       </w:r>
-      <w:hyperlink w:history="1" r:id="rIdk9sapepgcdrdh-hkq8xwy">
+      <w:hyperlink w:history="1" r:id="rId0z8ybc5lm3jmo75nlm2rs">
         <w:r>
           <w:rPr>
             <w:rStyle w:val="Hyperlink"/>
@@ -1070,7 +1070,7 @@
       <w:r>
         <w:t xml:space="preserve"> — modifié — </w:t>
       </w:r>
-      <w:hyperlink w:history="1" r:id="rIdgurwhdnlg_soje976ge39">
+      <w:hyperlink w:history="1" r:id="rIdhufdcqfcihk071wiwqbrj">
         <w:r>
           <w:rPr>
             <w:rStyle w:val="Hyperlink"/>
@@ -1099,7 +1099,7 @@
       <w:r>
         <w:t xml:space="preserve"> — modifié — </w:t>
       </w:r>
-      <w:hyperlink w:history="1" r:id="rIdaoem6c8yrwp-cik_a_bt6">
+      <w:hyperlink w:history="1" r:id="rIdynfhyo8asieknw6qhdqsd">
         <w:r>
           <w:rPr>
             <w:rStyle w:val="Hyperlink"/>
@@ -1128,7 +1128,7 @@
       <w:r>
         <w:t xml:space="preserve"> — créé — </w:t>
       </w:r>
-      <w:hyperlink w:history="1" r:id="rIdp6ubo-km12n9qhwmwhvcz">
+      <w:hyperlink w:history="1" r:id="rIdutnlmumxte_paa5pctb90">
         <w:r>
           <w:rPr>
             <w:rStyle w:val="Hyperlink"/>
@@ -1157,7 +1157,7 @@
       <w:r>
         <w:t xml:space="preserve"> — modifié — </w:t>
       </w:r>
-      <w:hyperlink w:history="1" r:id="rIdah0a4nivwwd5ejpprueis">
+      <w:hyperlink w:history="1" r:id="rIdpwleayiwq2yldieckpft5">
         <w:r>
           <w:rPr>
             <w:rStyle w:val="Hyperlink"/>
@@ -1194,7 +1194,7 @@
       <w:r>
         <w:t xml:space="preserve"> — modifié — </w:t>
       </w:r>
-      <w:hyperlink w:history="1" r:id="rIdoj7jrefnqclfn0ijo3jht">
+      <w:hyperlink w:history="1" r:id="rId878litsmnbaetd4cokaqs">
         <w:r>
           <w:rPr>
             <w:rStyle w:val="Hyperlink"/>
@@ -1223,7 +1223,7 @@
       <w:r>
         <w:t xml:space="preserve"> — modifié — </w:t>
       </w:r>
-      <w:hyperlink w:history="1" r:id="rIdz_jytp41detko01zsnf1j">
+      <w:hyperlink w:history="1" r:id="rIdgy8dfff5j4neca3gm3ywb">
         <w:r>
           <w:rPr>
             <w:rStyle w:val="Hyperlink"/>
@@ -1252,7 +1252,7 @@
       <w:r>
         <w:t xml:space="preserve"> — modifié — </w:t>
       </w:r>
-      <w:hyperlink w:history="1" r:id="rIdfdhyodejl0jlvheovh3kb">
+      <w:hyperlink w:history="1" r:id="rIdcdmpia4qslxjtawkuia0v">
         <w:r>
           <w:rPr>
             <w:rStyle w:val="Hyperlink"/>

--- a/docs/developpement/phases/word/PHASE_19_FIDELITE_PARTIE_GESTION.docx
+++ b/docs/developpement/phases/word/PHASE_19_FIDELITE_PARTIE_GESTION.docx
@@ -20,7 +20,7 @@
       <w:r>
         <w:t xml:space="preserve">FlaiX Expert · dossier de développement · généré le 2026-10-25 depuis le dépôt </w:t>
       </w:r>
-      <w:hyperlink w:history="1" r:id="rIdoojrra4xlj6h-cpt3we44">
+      <w:hyperlink w:history="1" r:id="rIdloqknm4zqcrdayz16sqsl">
         <w:r>
           <w:rPr>
             <w:rStyle w:val="Hyperlink"/>
@@ -718,7 +718,7 @@
           <w:numId w:val="2"/>
         </w:numPr>
       </w:pPr>
-      <w:hyperlink w:history="1" r:id="rIddwi4kqio8lke3cip1iaut">
+      <w:hyperlink w:history="1" r:id="rId5t6rgfssnz0jxvk8ykcif">
         <w:r>
           <w:rPr>
             <w:rStyle w:val="Hyperlink"/>
@@ -738,7 +738,7 @@
           <w:numId w:val="2"/>
         </w:numPr>
       </w:pPr>
-      <w:hyperlink w:history="1" r:id="rIdqtchv0gjgvqyzo63emqy4">
+      <w:hyperlink w:history="1" r:id="rIdnkn75bzvsfy-cfudfltkn">
         <w:r>
           <w:rPr>
             <w:rStyle w:val="Hyperlink"/>
@@ -758,7 +758,7 @@
           <w:numId w:val="2"/>
         </w:numPr>
       </w:pPr>
-      <w:hyperlink w:history="1" r:id="rIdjzqvrbjjv4ylqxsoau1cl">
+      <w:hyperlink w:history="1" r:id="rId3hodglpeepk5ro_g10qmv">
         <w:r>
           <w:rPr>
             <w:rStyle w:val="Hyperlink"/>
@@ -806,7 +806,7 @@
       <w:r>
         <w:t xml:space="preserve"> — créé — </w:t>
       </w:r>
-      <w:hyperlink w:history="1" r:id="rId0wspdt816a220mmj-9n4e">
+      <w:hyperlink w:history="1" r:id="rIdmo1n2hixxj_6nljl9gwxt">
         <w:r>
           <w:rPr>
             <w:rStyle w:val="Hyperlink"/>
@@ -843,7 +843,7 @@
       <w:r>
         <w:t xml:space="preserve"> — créé — </w:t>
       </w:r>
-      <w:hyperlink w:history="1" r:id="rIduib_byocdk630q_7vbmvy">
+      <w:hyperlink w:history="1" r:id="rId7fqs_0vfeyhpm4rjmweft">
         <w:r>
           <w:rPr>
             <w:rStyle w:val="Hyperlink"/>
@@ -872,7 +872,7 @@
       <w:r>
         <w:t xml:space="preserve"> — créé — </w:t>
       </w:r>
-      <w:hyperlink w:history="1" r:id="rId1o7czjseg6ndsxy1oume1">
+      <w:hyperlink w:history="1" r:id="rIdmlfimvjm0i0vkqxgy0mjo">
         <w:r>
           <w:rPr>
             <w:rStyle w:val="Hyperlink"/>
@@ -909,7 +909,7 @@
       <w:r>
         <w:t xml:space="preserve"> — créé — </w:t>
       </w:r>
-      <w:hyperlink w:history="1" r:id="rIdkzs_kqnmjf_7uk4jh_cei">
+      <w:hyperlink w:history="1" r:id="rId19wfmq0vnq9gfxuuknaiv">
         <w:r>
           <w:rPr>
             <w:rStyle w:val="Hyperlink"/>
@@ -938,7 +938,7 @@
       <w:r>
         <w:t xml:space="preserve"> — modifié — </w:t>
       </w:r>
-      <w:hyperlink w:history="1" r:id="rIdgfujsgbehazpvnlwjzbqq">
+      <w:hyperlink w:history="1" r:id="rIdtd-jblq7x1jthu50tmig8">
         <w:r>
           <w:rPr>
             <w:rStyle w:val="Hyperlink"/>
@@ -967,7 +967,7 @@
       <w:r>
         <w:t xml:space="preserve"> — modifié — </w:t>
       </w:r>
-      <w:hyperlink w:history="1" r:id="rIdyadbrq8hivres87tu6sfk">
+      <w:hyperlink w:history="1" r:id="rIdig_yujy36ambk40uuumky">
         <w:r>
           <w:rPr>
             <w:rStyle w:val="Hyperlink"/>
@@ -1004,7 +1004,7 @@
       <w:r>
         <w:t xml:space="preserve"> — créé — </w:t>
       </w:r>
-      <w:hyperlink w:history="1" r:id="rIdxziagga5imxytx8qnoib5">
+      <w:hyperlink w:history="1" r:id="rIdxxljdkd6pmur8ghl9fgdu">
         <w:r>
           <w:rPr>
             <w:rStyle w:val="Hyperlink"/>
@@ -1033,7 +1033,7 @@
       <w:r>
         <w:t xml:space="preserve"> — modifié — </w:t>
       </w:r>
-      <w:hyperlink w:history="1" r:id="rId0z8ybc5lm3jmo75nlm2rs">
+      <w:hyperlink w:history="1" r:id="rIdsoo_oi6nu-8bji9q-x3lt">
         <w:r>
           <w:rPr>
             <w:rStyle w:val="Hyperlink"/>
@@ -1070,7 +1070,7 @@
       <w:r>
         <w:t xml:space="preserve"> — modifié — </w:t>
       </w:r>
-      <w:hyperlink w:history="1" r:id="rIdhufdcqfcihk071wiwqbrj">
+      <w:hyperlink w:history="1" r:id="rIdsqlhf69miavch9zndha0l">
         <w:r>
           <w:rPr>
             <w:rStyle w:val="Hyperlink"/>
@@ -1099,7 +1099,7 @@
       <w:r>
         <w:t xml:space="preserve"> — modifié — </w:t>
       </w:r>
-      <w:hyperlink w:history="1" r:id="rIdynfhyo8asieknw6qhdqsd">
+      <w:hyperlink w:history="1" r:id="rId-yy34llkkeys3w1nm-qdi">
         <w:r>
           <w:rPr>
             <w:rStyle w:val="Hyperlink"/>
@@ -1128,7 +1128,7 @@
       <w:r>
         <w:t xml:space="preserve"> — créé — </w:t>
       </w:r>
-      <w:hyperlink w:history="1" r:id="rIdutnlmumxte_paa5pctb90">
+      <w:hyperlink w:history="1" r:id="rIdq-w1nzic8n3bimk9ds-1j">
         <w:r>
           <w:rPr>
             <w:rStyle w:val="Hyperlink"/>
@@ -1157,7 +1157,7 @@
       <w:r>
         <w:t xml:space="preserve"> — modifié — </w:t>
       </w:r>
-      <w:hyperlink w:history="1" r:id="rIdpwleayiwq2yldieckpft5">
+      <w:hyperlink w:history="1" r:id="rIdwoqqni2bon0cnh1aatkpr">
         <w:r>
           <w:rPr>
             <w:rStyle w:val="Hyperlink"/>
@@ -1194,7 +1194,7 @@
       <w:r>
         <w:t xml:space="preserve"> — modifié — </w:t>
       </w:r>
-      <w:hyperlink w:history="1" r:id="rId878litsmnbaetd4cokaqs">
+      <w:hyperlink w:history="1" r:id="rIdek0uc7760vfowtt27zpbh">
         <w:r>
           <w:rPr>
             <w:rStyle w:val="Hyperlink"/>
@@ -1223,7 +1223,7 @@
       <w:r>
         <w:t xml:space="preserve"> — modifié — </w:t>
       </w:r>
-      <w:hyperlink w:history="1" r:id="rIdgy8dfff5j4neca3gm3ywb">
+      <w:hyperlink w:history="1" r:id="rIdsela6on_tylreznuoco1t">
         <w:r>
           <w:rPr>
             <w:rStyle w:val="Hyperlink"/>
@@ -1252,7 +1252,7 @@
       <w:r>
         <w:t xml:space="preserve"> — modifié — </w:t>
       </w:r>
-      <w:hyperlink w:history="1" r:id="rIdcdmpia4qslxjtawkuia0v">
+      <w:hyperlink w:history="1" r:id="rIdqferxjomim55cnfqtasdm">
         <w:r>
           <w:rPr>
             <w:rStyle w:val="Hyperlink"/>
